--- a/rapports/16_02_2026/Amina_DEME/coh_EQ20_sup_112201030005.docx
+++ b/rapports/16_02_2026/Amina_DEME/coh_EQ20_sup_112201030005.docx
@@ -25,7 +25,7 @@
         <w:br/>
         <w:t>Grappe: 112201030005</w:t>
         <w:br/>
-        <w:t>Date: 16/02/2026 a 12:40</w:t>
+        <w:t>Date: 16/02/2026 a 12:58</w:t>
       </w:r>
     </w:p>
     <w:p/>

--- a/rapports/16_02_2026/Amina_DEME/coh_EQ20_sup_112201030005.docx
+++ b/rapports/16_02_2026/Amina_DEME/coh_EQ20_sup_112201030005.docx
@@ -25,7 +25,7 @@
         <w:br/>
         <w:t>Grappe: 112201030005</w:t>
         <w:br/>
-        <w:t>Date: 16/02/2026 a 12:58</w:t>
+        <w:t>Date: 16/02/2026 a 13:05</w:t>
       </w:r>
     </w:p>
     <w:p/>
@@ -295,38 +295,6 @@
           </w:tcPr>
           <w:p>
             <w:r>
-              <w:t>Section1</w:t>
-            </w:r>
-          </w:p>
-        </w:tc>
-        <w:tc>
-          <w:tcPr>
-            <w:tcW w:type="dxa" w:w="3324"/>
-          </w:tcPr>
-          <w:p>
-            <w:r>
-              <w:t>Caracteristiques des membres</w:t>
-            </w:r>
-          </w:p>
-        </w:tc>
-        <w:tc>
-          <w:tcPr>
-            <w:tcW w:type="dxa" w:w="3324"/>
-          </w:tcPr>
-          <w:p>
-            <w:r>
-              <w:t>11</w:t>
-            </w:r>
-          </w:p>
-        </w:tc>
-      </w:tr>
-      <w:tr>
-        <w:tc>
-          <w:tcPr>
-            <w:tcW w:type="dxa" w:w="3324"/>
-          </w:tcPr>
-          <w:p>
-            <w:r>
               <w:t>Section9c</w:t>
             </w:r>
           </w:p>
@@ -359,7 +327,7 @@
           </w:tcPr>
           <w:p>
             <w:r>
-              <w:t>Section19</w:t>
+              <w:t>Section1</w:t>
             </w:r>
           </w:p>
         </w:tc>
@@ -369,7 +337,7 @@
           </w:tcPr>
           <w:p>
             <w:r>
-              <w:t>Equipements agricoles</w:t>
+              <w:t>Caracteristiques des membres</w:t>
             </w:r>
           </w:p>
         </w:tc>
@@ -443,38 +411,6 @@
           </w:tcPr>
           <w:p>
             <w:r>
-              <w:t>9</w:t>
-            </w:r>
-          </w:p>
-        </w:tc>
-      </w:tr>
-      <w:tr>
-        <w:tc>
-          <w:tcPr>
-            <w:tcW w:type="dxa" w:w="3324"/>
-          </w:tcPr>
-          <w:p>
-            <w:r>
-              <w:t>Section4b</w:t>
-            </w:r>
-          </w:p>
-        </w:tc>
-        <w:tc>
-          <w:tcPr>
-            <w:tcW w:type="dxa" w:w="3324"/>
-          </w:tcPr>
-          <w:p>
-            <w:r>
-              <w:t>Emploi - Activite principale</w:t>
-            </w:r>
-          </w:p>
-        </w:tc>
-        <w:tc>
-          <w:tcPr>
-            <w:tcW w:type="dxa" w:w="3324"/>
-          </w:tcPr>
-          <w:p>
-            <w:r>
               <w:t>8</w:t>
             </w:r>
           </w:p>
@@ -508,6 +444,70 @@
           <w:p>
             <w:r>
               <w:t>7</w:t>
+            </w:r>
+          </w:p>
+        </w:tc>
+      </w:tr>
+      <w:tr>
+        <w:tc>
+          <w:tcPr>
+            <w:tcW w:type="dxa" w:w="3324"/>
+          </w:tcPr>
+          <w:p>
+            <w:r>
+              <w:t>Section17</w:t>
+            </w:r>
+          </w:p>
+        </w:tc>
+        <w:tc>
+          <w:tcPr>
+            <w:tcW w:type="dxa" w:w="3324"/>
+          </w:tcPr>
+          <w:p>
+            <w:r>
+              <w:t>Elevage</w:t>
+            </w:r>
+          </w:p>
+        </w:tc>
+        <w:tc>
+          <w:tcPr>
+            <w:tcW w:type="dxa" w:w="3324"/>
+          </w:tcPr>
+          <w:p>
+            <w:r>
+              <w:t>7</w:t>
+            </w:r>
+          </w:p>
+        </w:tc>
+      </w:tr>
+      <w:tr>
+        <w:tc>
+          <w:tcPr>
+            <w:tcW w:type="dxa" w:w="3324"/>
+          </w:tcPr>
+          <w:p>
+            <w:r>
+              <w:t>Section4b</w:t>
+            </w:r>
+          </w:p>
+        </w:tc>
+        <w:tc>
+          <w:tcPr>
+            <w:tcW w:type="dxa" w:w="3324"/>
+          </w:tcPr>
+          <w:p>
+            <w:r>
+              <w:t>Emploi - Activite principale</w:t>
+            </w:r>
+          </w:p>
+        </w:tc>
+        <w:tc>
+          <w:tcPr>
+            <w:tcW w:type="dxa" w:w="3324"/>
+          </w:tcPr>
+          <w:p>
+            <w:r>
+              <w:t>6</w:t>
             </w:r>
           </w:p>
         </w:tc>
@@ -850,9 +850,7 @@
         <w:rPr>
           <w:sz w:val="20"/>
         </w:rPr>
-        <w:t xml:space="preserve">- Attention ! Le montant (5000 Fcfa) dépensé ou reçu en cadeau pour les cartes prépayées, les transferts de crédit et les abonnements de  ramata diallo est relativement élevé par rapport aux autres montants depansés observés dans cette zone. Prière de corriger ou de confirmer avec le QG. Attention ! Le montant (8000 Fcfa) dépensé ou reçu en cadeau pour les recharges internet ou de forfaits de données mobiles(hors appels vocaux), aucours des 30 derniers jours de  ramata diallo est relativement élevé par rapport aux autres montants depansés observés dans cette zone. Prière de corriger ou de confirmer avec le QG. </w:t>
-        <w:br/>
-        <w:t xml:space="preserve">- Les informations sur l'acte de naissance (ni Jours, ni mois et ni années) de  abdoulaye diallo  manquent, s'il vous plait pouvez-vous fournir d'effort pour avoir ces informations. Attention ! Le montant (6000 Fcfa) dépensé ou reçu en cadeau pour les cartes prépayées, les transferts de crédit et les abonnements de  abdoulaye diallo est relativement élevé par rapport aux autres montants depansés observés dans cette zone. Prière de corriger ou de confirmer avec le QG. </w:t>
+        <w:t xml:space="preserve">- Les informations sur l'acte de naissance (ni Jours, ni mois et ni années) de  abdoulaye diallo  manquent, s'il vous plait pouvez-vous fournir d'effort pour avoir ces informations. </w:t>
         <w:br/>
         <w:t xml:space="preserve">- Les informations sur l'acte de naissance (ni Jours, ni mois et ni années) de  abou diallo  manquent, s'il vous plait pouvez-vous fournir d'effort pour avoir ces informations. </w:t>
         <w:br/>
@@ -891,8 +889,6 @@
         <w:t xml:space="preserve">- Les informations sur l'acte de naissance (ni Jours, ni mois et ni années) de  ramata  diallo  manquent, s'il vous plait pouvez-vous fournir d'effort pour avoir ces informations. </w:t>
         <w:br/>
         <w:t xml:space="preserve">- Les informations sur l'acte de naissance (ni Jours, ni mois et ni années) de  rougui diallo  manquent, s'il vous plait pouvez-vous fournir d'effort pour avoir ces informations. </w:t>
-        <w:br/>
-        <w:t xml:space="preserve">- Les informations sur l'acte de naissance (ni Jours, ni mois et ni années) de  salimata diallo  manquent, s'il vous plait pouvez-vous fournir d'effort pour avoir ces informations. Le mois de l'enfant ( salimata diallo ) n'est pas connu mais vous avez declaré en s01q04a le nombre de mois, prière de changer NSP au niveau de s01q03b. </w:t>
         <w:br/>
         <w:t>- Les informations sur l'acte de naissance (ni Jours, ni mois et ni années) de  yero ba  manquent, s'il vous plait pouvez-vous fournir d'effort pour avoir ces informations. Incoherence! yero ba dispose d'un téléphone portable à s01q39, donc la raison évoquée ne peut pas être (ne dispose pas d'appareil).</w:t>
       </w:r>
@@ -986,7 +982,7 @@
         <w:rPr>
           <w:sz w:val="20"/>
         </w:rPr>
-        <w:t>- Avertissement! ramata diallo travaille principalement dans l'agriculture ou élevage ou pêche et le secteur institutionnel déclaré semble  incohérent, prière de corriger ou confirmer avec le QG. Avertissement! ramata diallo est trop âgé ou en retraite mais il a moins de 58 ans, prière de corriger.</w:t>
+        <w:t>- Avertissement! ramata diallo est trop âgé ou en retraite mais il a moins de 58 ans, prière de corriger.</w:t>
       </w:r>
     </w:p>
     <w:p>
@@ -1007,7 +1003,7 @@
         <w:rPr>
           <w:sz w:val="20"/>
         </w:rPr>
-        <w:t>- || Attention ! Le nombre de jours que yero ba a travaillés par mois semble être inférieur à 15. Veuillez, s'il vous plaît, confirmer cette information.</w:t>
+        <w:t>- ||</w:t>
       </w:r>
     </w:p>
     <w:p>
@@ -1028,7 +1024,7 @@
         <w:rPr>
           <w:sz w:val="20"/>
         </w:rPr>
-        <w:t>- Attention ! Le prix unitaire d'achat (66.66666 Fcfa) de Choux en Morceau (Portion) (Petit) est relativement faible par rapport aux autres prix observés dans cette zone. Prière de corriger ou de confirmer avec le QG. Avertissement!!! Le ménage a consommé 28 Paquet Moyen de Thé en sachet, cette quantité semble anormale pour une consommation des 7 derniers jours.Prière de corriger ou de confirmer avec le QG. Avertissement!! le prix unitaire (150 Fcfa) de Thé en sachet (unité: Paquet) de taille Moyen est très faible ou élevé. Prière de corriger ou de confirmer avec le QG. Avertissement!!!Le ménage a consommé 49 Boite de tomate/Pot de Grand de Riz local fumé (malo-woussou)  ce qui semble incoherent pour une consommation aucours des 7 derniers jours, prière de verifier et corriger. Incohérence!! Dans ce ménage, chaque individus consomme par jour 6.668157 Kg  de cereale; Prière de revoir les quantités prises de ces produits. Le prix d'achat unitaire (500 Fcfa) de Sel en Sac (5 Kg) de taille taille unique est très faible, prière de regarder les reponses prises dans les questions s07bq07a s07bq07b s07bq07c s07bq08 pour mieux corriger. Difficile de consommer le Sel en Boite (Autre que la boite/pot de tomate) Petit prière de verifier.</w:t>
+        <w:t>- Attention ! Le prix unitaire d'achat (50 Fcfa) de Choux en Morceau (Portion) (Petit) est relativement faible par rapport aux autres prix observés dans cette zone. Prière de corriger ou de confirmer avec le QG. Avertissement!! le prix unitaire (150 Fcfa) de Thé en sachet (unité: Sachets) de taille Tres petit est très faible ou élevé. Prière de corriger ou de confirmer avec le QG. Avertissement!!!Le ménage a consommé 49 Boite de tomate/Pot de Tres petit de Riz local fumé (malo-woussou)  ce qui semble incoherent pour une consommation aucours des 7 derniers jours, prière de verifier et corriger. Incohérence!! Dans ce ménage, chaque individus consomme par jour 12.5224 Kg  de cereale; Prière de revoir les quantités prises de ces produits.</w:t>
       </w:r>
     </w:p>
     <w:p>
@@ -1071,8 +1067,6 @@
           <w:sz w:val="20"/>
         </w:rPr>
         <w:t xml:space="preserve">- La dernière fois que vous avez acheté Bois de chauffe ramassé/coupé (estimer la valeur) est ramasser par le menage et semble exister dans les modalités, prière de prendre attache avec le QG pour plus d'explication afin de la classer bien. </w:t>
-        <w:br/>
-        <w:t xml:space="preserve">- Peu plausible! le montant de la dépense pour  Savon de ménage, lessive en poudre, détergents (eau de javel, etc. ) semble trop élevé. Veuillez, s'il vous plaît, confirmer cette information avec le QG ou la corriger. </w:t>
         <w:br/>
         <w:t>- Peu plausible! le montant de la dépense pour  Savon de toilette, shampoing semble trop élevé. Veuillez, s'il vous plaît, confirmer cette information avec le QG ou la corriger.</w:t>
       </w:r>
@@ -1137,28 +1131,7 @@
         <w:rPr>
           <w:sz w:val="20"/>
         </w:rPr>
-        <w:t>- Avertissement!! La distance (en mètres) qui sépare le ménage de la principale source d'approvisionnement en eau de boisson semble très élevé, prière de corriger ou confirmer avec le QG. le montant supporté par le ménage pour cette source d’énergie au cours des 30 derniers jours semble élevé, prière de confirmer ou corriger.</w:t>
-      </w:r>
-    </w:p>
-    <w:p>
-      <w:r>
-        <w:rPr>
-          <w:b/>
-          <w:color w:val="4672C4"/>
-          <w:sz w:val="22"/>
-        </w:rPr>
-        <w:t>&gt;&gt; Section12 - Actifs du menage</w:t>
-      </w:r>
-    </w:p>
-    <w:p>
-      <w:pPr>
-        <w:ind w:left="283"/>
-      </w:pPr>
-      <w:r>
-        <w:rPr>
-          <w:sz w:val="20"/>
-        </w:rPr>
-        <w:t>- Attention ! Téléphone portable a été achété à 250000 Fcfa est relativement élevé par rapport aux autres prix d'achat observés dans cette zone. Prière de corriger ou de confirmer avec le QG. Attention ! Téléphone portable a été revendu à 200000 Fcfa qui est relativement élevé par rapport aux autres prix de revente observés dans cette zone. Prière de corriger ou de confirmer avec le QG.</w:t>
+        <w:t>- Avertissement!! La distance (en mètres) qui sépare le ménage de la principale source d'approvisionnement en eau de boisson semble très élevé, prière de corriger ou confirmer avec le QG.</w:t>
       </w:r>
     </w:p>
     <w:p>
@@ -1221,30 +1194,7 @@
         <w:rPr>
           <w:sz w:val="20"/>
         </w:rPr>
-        <w:t xml:space="preserve">- Prière de renseigner la valeur de ce produit consommé ou stocké par votre ménage au cours des 12 derniers mois, prière de fournir d'effort pour avoir une estimation (s18cq03) au lieu de 9999. </w:t>
-        <w:br/>
         <w:t>- Prière de renseigner la valeur de ce produit consommé ou stocké par votre ménage au cours des 12 derniers mois, prière de fournir d'effort pour avoir une estimation (s18cq03) au lieu de 9999.</w:t>
-      </w:r>
-    </w:p>
-    <w:p>
-      <w:r>
-        <w:rPr>
-          <w:b/>
-          <w:color w:val="4672C4"/>
-          <w:sz w:val="22"/>
-        </w:rPr>
-        <w:t>&gt;&gt; Section19 - Equipements agricoles</w:t>
-      </w:r>
-    </w:p>
-    <w:p>
-      <w:pPr>
-        <w:ind w:left="283"/>
-      </w:pPr>
-      <w:r>
-        <w:rPr>
-          <w:sz w:val="20"/>
-        </w:rPr>
-        <w:t>- Attention ! Charrettes a été revendu à 200000 Fcfa qui est relativement élevé par rapport aux autres prix de revente observés dans cette zone. Prière de corriger ou de confirmer avec le QG.</w:t>
       </w:r>
     </w:p>
     <w:p>
@@ -1607,7 +1557,7 @@
         <w:br/>
         <w:t xml:space="preserve">- Peu probable! SAMBA DEH  n'arrive pas  à comprendre un petit texte lu dans une langue locale (s02q03). Veuillez corriger ou donner des explications au QG. Peu probable! SAMBA DEH  ne sait ni lire, ni écrire, ni comprendre dans aucune des langues  (s02q01,s02q02,s02q03). Veuillez corriger ou donner des explications au QG. La raison principale que SAMBA DEH n'a pas fait des études dans une école formelle est pas d’acte de naissance et semble exister dans les modalités, prière de prendre attache avec le QG pour plus d'explication afin de la classer bien. </w:t>
         <w:br/>
-        <w:t>- Peu probable! YERO HAROUNA DEH  n'arrive pas  à comprendre un petit texte lu dans une langue locale (s02q03). Veuillez corriger ou donner des explications au QG. Peu probable! YERO HAROUNA DEH  ne sait ni lire, ni écrire, ni comprendre dans aucune des langues  (s02q01,s02q02,s02q03). Veuillez corriger ou donner des explications au QG.</w:t>
+        <w:t>- Peu probable! YERO HAROUNA DEH  n'arrive pas  à comprendre un petit texte lu dans une langue locale (s02q03). Veuillez corriger ou donner des explications au QG.</w:t>
       </w:r>
     </w:p>
     <w:p>
@@ -1756,7 +1706,7 @@
         <w:rPr>
           <w:sz w:val="20"/>
         </w:rPr>
-        <w:t>- Incohérence!! Le prix de revente de Hache-Paille dans cette section 19 ne doit pas être égal 0 même si le ménage l'a reçu en cadeau prière de leurs aider à faire une estimation. Attention ! Hache-Paille a été achété à 1000 Fcfa est relativement faible par rapport aux autres prix d'achat observés dans cette zone. Prière de corriger ou de confirmer avec le QG.</w:t>
+        <w:t>- Incohérence!! Le prix de revente de Hache-Paille dans cette section 19 ne doit pas être égal 0 même si le ménage l'a reçu en cadeau prière de leurs aider à faire une estimation.</w:t>
       </w:r>
     </w:p>
     <w:p>
@@ -2123,7 +2073,7 @@
         <w:br/>
         <w:t xml:space="preserve">- Les informations sur l'acte de naissance (ni Jours, ni mois et ni années) de  Mairame Diallo  manquent, s'il vous plait pouvez-vous fournir d'effort pour avoir ces informations.  Avertissement! Veuillez renseigner par oui ou non toutes les modalités de la question s01q47. </w:t>
         <w:br/>
-        <w:t xml:space="preserve">- Les informations sur l'acte de naissance (ni Jours, ni mois et ni années) de  alssane sow  manquent, s'il vous plait pouvez-vous fournir d'effort pour avoir ces informations. Attention ! Vous avez déclaré en s01q00 que le répondant est la personne elle-même, or alssane sow est trop jeune (6 ans) pour fournir des informations correctes. Prière de refaire la section 1 pour alssane sow en demandant à un adulte de répondre aux questions à sa place. </w:t>
+        <w:t xml:space="preserve">- Les informations sur l'acte de naissance (ni Jours, ni mois et ni années) de  alssane sow  manquent, s'il vous plait pouvez-vous fournir d'effort pour avoir ces informations. </w:t>
         <w:br/>
         <w:t>- Les informations sur l'acte de naissance (ni Jours, ni mois et ni années) de  faty sow  manquent, s'il vous plait pouvez-vous fournir d'effort pour avoir ces informations.</w:t>
       </w:r>
@@ -2203,10 +2153,6 @@
         </w:rPr>
         <w:t xml:space="preserve">- Le moyen principal que [NOM] utilise pour se protéger des piqûres de moustiques en dehors de la moustiquaire est se couvrire avec un tissu et semble exister dans les modalités, prière de prendre attache avec le QG pour plus d'explication afin de la classer bien. </w:t>
         <w:br/>
-        <w:t xml:space="preserve">- Le principal problème de santé que Aissata Diallo a eu est Mal de dos et semble exister dans les modalités, prière de prendre attache avec le QG pour plus d'explication afin de la classer bien. </w:t>
-        <w:br/>
-        <w:t xml:space="preserve">- Le principal problème de santé que Apsata Ba 2 a eu est Manque de sang et semble exister dans les modalités, prière de prendre attache avec le QG pour plus d'explication afin de la classer bien. </w:t>
-        <w:br/>
         <w:t>- Le principal problème de santé que faty yero sow a eu est Maux de tête et semble exister dans les modalités, prière de prendre attache avec le QG pour plus d'explication afin de la classer bien.</w:t>
       </w:r>
     </w:p>
@@ -2280,7 +2226,7 @@
         <w:rPr>
           <w:sz w:val="20"/>
         </w:rPr>
-        <w:t>- Attention ! Le prix unitaire d'achat (150 Fcfa) de Aubergine   en Pièce (Moyen) est relativement élevé par rapport aux autres prix observés dans cette zone. Prière de corriger ou de confirmer avec le QG. Attention ! Le prix unitaire d'achat (150 Fcfa) de Cube alimentaire (Maggi, Jumbo, ) en Cube (Petit) est relativement élevé par rapport aux autres prix observés dans cette zone. Prière de corriger ou de confirmer avec le QG. Attention ! Le prix unitaire d'achat (25 Fcfa) de Ail en Sachets (Petit) est relativement faible par rapport aux autres prix observés dans cette zone. Prière de corriger ou de confirmer avec le QG. Attention ! Le prix unitaire d'achat (400 Fcfa) de Oignon frais en Tas (Petit) est relativement élevé par rapport aux autres prix observés dans cette zone. Prière de corriger ou de confirmer avec le QG. Avertissement!!! Le ménage a consommé 14 Paquet Petit de Thé en sachet, cette quantité semble anormale pour une consommation des 7 derniers jours.Prière de corriger ou de confirmer avec le QG. Avertissement!!!Le ménage a consommé 49 Verre ( à thé) de taille unique de Sucre en poudre   ce qui semble incoherent pour une consommation aucours des 7 derniers jours, prière de verifier et corriger. Avertissement!!! Le ménage a consommé 49 Verre ( à thé) taille unique de Sucre en poudre , cette quantité semble anormale pour une consommation des 7 derniers jours.Prière de corriger ou de confirmer avec le QG. Le prix d'achat unitaire (560 Fcfa) de Sucre en poudre  en Sac (50 Kg) de taille taille unique est très faible, prière de regarder les reponses prises dans les questions s07bq07a s07bq07b s07bq07c s07bq08 pour mieux corriger. Le prix d'achat unitaire (210 Fcfa) de Farine de mil en Kg de taille  taille unique  est très faible, prière de regarder les reponses prises dans les questions s07bq07a s07bq07b s07bq07c s07bq08 pour mieux corriger. Le prix d'achat unitaire (80 Fcfa) de Sel en Sac (25 Kg) de taille taille unique est très faible, prière de regarder les reponses prises dans les questions s07bq07a s07bq07b s07bq07c s07bq08 pour mieux corriger.</w:t>
+        <w:t>- Attention ! Le prix unitaire d'achat (1000 Fcfa) de Lait en poudre en Sachets (Moyen) est relativement élevé par rapport aux autres prix observés dans cette zone. Prière de corriger ou de confirmer avec le QG. Attention ! Le prix unitaire d'achat (150 Fcfa) de Aubergine   en Pièce (Moyen) est relativement élevé par rapport aux autres prix observés dans cette zone. Prière de corriger ou de confirmer avec le QG. Attention ! Le prix unitaire d'achat (150 Fcfa) de Cube alimentaire (Maggi, Jumbo, ) en Cube (Petit) est relativement élevé par rapport aux autres prix observés dans cette zone. Prière de corriger ou de confirmer avec le QG. Attention ! Le prix unitaire d'achat (400 Fcfa) de Oignon frais en Tas (Petit) est relativement élevé par rapport aux autres prix observés dans cette zone. Prière de corriger ou de confirmer avec le QG. Avertissement!!! Le ménage a consommé 14 Paquet Petit de Thé en sachet, cette quantité semble anormale pour une consommation des 7 derniers jours.Prière de corriger ou de confirmer avec le QG. Avertissement!!!Le ménage a consommé 49 Verre ( à thé) de taille unique de Sucre en poudre   ce qui semble incoherent pour une consommation aucours des 7 derniers jours, prière de verifier et corriger. Avertissement!!! Le ménage a consommé 49 Verre ( à thé) taille unique de Sucre en poudre , cette quantité semble anormale pour une consommation des 7 derniers jours.Prière de corriger ou de confirmer avec le QG. Le prix d'achat unitaire (210 Fcfa) de Farine de mil en Kg de taille  taille unique  est très faible, prière de regarder les reponses prises dans les questions s07bq07a s07bq07b s07bq07c s07bq08 pour mieux corriger.</w:t>
       </w:r>
     </w:p>
     <w:p>
@@ -2387,8 +2333,6 @@
         <w:rPr>
           <w:sz w:val="20"/>
         </w:rPr>
-        <w:t xml:space="preserve">- Attention ! Moto/Vélomoteur/Tricycle à moteur a été achété à 1100000 Fcfa est relativement élevé par rapport aux autres prix d'achat observés dans cette zone. Prière de corriger ou de confirmer avec le QG. </w:t>
-        <w:br/>
         <w:t>- Le nombre d'article ( Lit)  dans ce ménages est élevé (75000), prière de corriger ou confirmer avec le QG.</w:t>
       </w:r>
     </w:p>
@@ -2432,27 +2376,6 @@
           <w:sz w:val="20"/>
         </w:rPr>
         <w:t>- La section 16 du ménage de SAMBA YERO SOW n'est pas renseigné, prière de renseigner.</w:t>
-      </w:r>
-    </w:p>
-    <w:p>
-      <w:r>
-        <w:rPr>
-          <w:b/>
-          <w:color w:val="4672C4"/>
-          <w:sz w:val="22"/>
-        </w:rPr>
-        <w:t>&gt;&gt; Section19 - Equipements agricoles</w:t>
-      </w:r>
-    </w:p>
-    <w:p>
-      <w:pPr>
-        <w:ind w:left="283"/>
-      </w:pPr>
-      <w:r>
-        <w:rPr>
-          <w:sz w:val="20"/>
-        </w:rPr>
-        <w:t>- Attention ! Charrettes a été revendu à 123000 Fcfa qui est relativement élevé par rapport aux autres prix de revente observés dans cette zone. Prière de corriger ou de confirmer avec le QG.</w:t>
       </w:r>
     </w:p>
     <w:p>
@@ -2879,28 +2802,7 @@
         </w:rPr>
         <w:t xml:space="preserve">- Le dernier problème de santé pour lequel Fatimata sow a été hospitalisé au cours des 12 derniers mois est Maux de tête et ventre et semble exister dans les modalités, prière de prendre attache avec le QG pour plus d'explication afin de la classer bien. </w:t>
         <w:br/>
-        <w:t>- Le nombre de visites prénatales de Aminata Diallo  ne parait pas plausible, veuillez revoir la partieLe nombre de visites prénatales que Aminata Diallo a eu ou a déjà eu pendant sa dernière grosesse est élevé, prière de revoir et confirmer. Le montant(13000 FCFA) des dépenses pour chaque visite prénatale de Aminata Diallo semble faible (voir nul) ou élevé, prière de corriger.</w:t>
-      </w:r>
-    </w:p>
-    <w:p>
-      <w:r>
-        <w:rPr>
-          <w:b/>
-          <w:color w:val="4672C4"/>
-          <w:sz w:val="22"/>
-        </w:rPr>
-        <w:t>&gt;&gt; Section4b - Emploi - Activite principale</w:t>
-      </w:r>
-    </w:p>
-    <w:p>
-      <w:pPr>
-        <w:ind w:left="283"/>
-      </w:pPr>
-      <w:r>
-        <w:rPr>
-          <w:sz w:val="20"/>
-        </w:rPr>
-        <w:t>- Attention ! Le nombre de jours que Ibrahima sy a travaillés par mois semble être inférieur à 15. Veuillez, s'il vous plaît, confirmer cette information.</w:t>
+        <w:t>- Le montant(13000 FCFA) des dépenses pour chaque visite prénatale de Aminata Diallo semble faible (voir nul) ou élevé, prière de corriger.</w:t>
       </w:r>
     </w:p>
     <w:p>
@@ -2921,7 +2823,7 @@
         <w:rPr>
           <w:sz w:val="20"/>
         </w:rPr>
-        <w:t>- Attention ! Le nombre de jours que Ibrahima sy a travaillés par mois semble être inférieur à 15. Veuillez, s'il vous plaît, confirmer cette information. Avertissement!!! les informations de Ibrahima sy sur le nombre de mois, jours ou heures de son emploi secondaire sont superieur a celles de son emploi principal , veuillez corriger ou confirmer aupres du QG.</w:t>
+        <w:t>- Avertissement!!! les informations de Ibrahima sy sur le nombre de mois, jours ou heures de son emploi secondaire sont superieur a celles de son emploi principal , veuillez corriger ou confirmer aupres du QG.</w:t>
       </w:r>
     </w:p>
     <w:p>
@@ -2942,7 +2844,7 @@
         <w:rPr>
           <w:sz w:val="20"/>
         </w:rPr>
-        <w:t>- Attention ! Le prix unitaire d'achat (100 Fcfa) de Piment frais en Pièce (Petit) est relativement élevé par rapport aux autres prix observés dans cette zone. Prière de corriger ou de confirmer avec le QG. Attention ! Le prix unitaire d'achat (200 Fcfa) de Niébé/Haricots secs en Sachets (Petit) est relativement élevé par rapport aux autres prix observés dans cette zone. Prière de corriger ou de confirmer avec le QG. Attention ! Le prix unitaire d'achat (50 Fcfa) de Carotte en Pièce (Petit) est relativement faible par rapport aux autres prix observés dans cette zone. Prière de corriger ou de confirmer avec le QG. Avertissement!!! Le ménage a consommé 14 Paquet Petit de Thé en sachet, cette quantité semble anormale pour une consommation des 7 derniers jours.Prière de corriger ou de confirmer avec le QG. Avertissement!! le prix unitaire (125 Fcfa) de Thé en sachet (unité: Paquet) de taille Petit est très faible ou élevé. Prière de corriger ou de confirmer avec le QG. Le prix d'achat unitaire (1 Fcfa) de Patate douce en Pièce de taille Petit  est invraisemblable, prière de regarder les reponses prises dans les questions s07bq07a s07bq07b s07bq07c s07bq08 pour mieux corriger. Attention ! Le prix unitaire d'achat (1 Fcfa) de Patate douce en Pièce (Petit) est relativement faible par rapport aux autres prix observés dans cette zone. Prière de corriger ou de confirmer avec le QG. Le prix d'achat unitaire (350 Fcfa) de Riz importé parfumé en Sac (50 Kg) de taille taille unique est très faible, prière de regarder les reponses prises dans les questions s07bq07a s07bq07b s07bq07c s07bq08 pour mieux corriger. Le prix d'achat unitaire (540 Fcfa) de Sucre en poudre  en Sac (50 Kg) de taille taille unique est très faible, prière de regarder les reponses prises dans les questions s07bq07a s07bq07b s07bq07c s07bq08 pour mieux corriger.</w:t>
+        <w:t>- Attention ! Le prix unitaire d'achat (100 Fcfa) de Piment frais en Pièce (Petit) est relativement élevé par rapport aux autres prix observés dans cette zone. Prière de corriger ou de confirmer avec le QG. Attention ! Le prix unitaire d'achat (200 Fcfa) de Niébé/Haricots secs en Sachets (Petit) est relativement élevé par rapport aux autres prix observés dans cette zone. Prière de corriger ou de confirmer avec le QG. Avertissement!!! Le ménage a consommé 14 Paquet Petit de Thé en sachet, cette quantité semble anormale pour une consommation des 7 derniers jours.Prière de corriger ou de confirmer avec le QG. Avertissement!! le prix unitaire (125 Fcfa) de Thé en sachet (unité: Paquet) de taille Petit est très faible ou élevé. Prière de corriger ou de confirmer avec le QG. Attention ! Le prix unitaire d'achat (125 Fcfa) de Thé en sachet en Paquet (Petit) est relativement élevé par rapport aux autres prix observés dans cette zone. Prière de corriger ou de confirmer avec le QG. Le prix d'achat unitaire (1 Fcfa) de Patate douce en Pièce de taille Petit  est invraisemblable, prière de regarder les reponses prises dans les questions s07bq07a s07bq07b s07bq07c s07bq08 pour mieux corriger. Attention ! Le prix unitaire d'achat (1 Fcfa) de Patate douce en Pièce (Petit) est relativement faible par rapport aux autres prix observés dans cette zone. Prière de corriger ou de confirmer avec le QG. Le prix d'achat unitaire (350 Fcfa) de Riz importé parfumé en Sac (50 Kg) de taille taille unique est très faible, prière de regarder les reponses prises dans les questions s07bq07a s07bq07b s07bq07c s07bq08 pour mieux corriger. Attention ! Le prix unitaire d'achat (350 Fcfa) de Riz importé parfumé en Sac (50 Kg) (taille unique) est relativement faible par rapport aux autres prix observés dans cette zone. Prière de corriger ou de confirmer avec le QG. Le prix d'achat unitaire (540 Fcfa) de Sucre en poudre  en Sac (50 Kg) de taille taille unique est très faible, prière de regarder les reponses prises dans les questions s07bq07a s07bq07b s07bq07c s07bq08 pour mieux corriger. Attention ! Le prix unitaire d'achat (540 Fcfa) de Sucre en poudre  en Sac (50 Kg) (taille unique) est relativement faible par rapport aux autres prix observés dans cette zone. Prière de corriger ou de confirmer avec le QG.</w:t>
       </w:r>
     </w:p>
     <w:p>
@@ -2989,48 +2891,6 @@
           <w:sz w:val="20"/>
         </w:rPr>
         <w:t>- Peu plausible! le montant de la dépense pour Matériaux de maçonnerie pour la construction ou les grosses réparations de logement: ciment, briques, fer à béton, sable, gravier, parpaings, etc semble trop faible ou élevé. Veuillez, s'il vous plaît, confirmer cette information avec le QG ou la corriger.</w:t>
-      </w:r>
-    </w:p>
-    <w:p>
-      <w:r>
-        <w:rPr>
-          <w:b/>
-          <w:color w:val="4672C4"/>
-          <w:sz w:val="22"/>
-        </w:rPr>
-        <w:t>&gt;&gt; Section10b - caracteristiques entreprise non agricole</w:t>
-      </w:r>
-    </w:p>
-    <w:p>
-      <w:pPr>
-        <w:ind w:left="283"/>
-      </w:pPr>
-      <w:r>
-        <w:rPr>
-          <w:sz w:val="20"/>
-        </w:rPr>
-        <w:t>- Le montant dépensé de L'entreprise vente jus et glace pour l'achat de ces marchandises revendues en état, sans transformation ne peut être supérieur aux montants obtenus sur la revente de marchandises achetées et revendues en état au cours des 30 derniers jours ou durant le dernier mois où l'entreprise a fonctionné (s10q47 &gt; s10q46), prière de corriger. Incohérence! L'entreprise vente jus et glace a depensé pour l'achat des marchandises revendues en état (s10q47 different de 0) mais dit n'avoir réçu aucune somme sur la revente de ces marchandises achetées et revendues en état (s10q46 est égal à 0), prière de fournir d'effort pour estimer le montant obtenu sur la revente de ces marchandises achetées et revendues en état.</w:t>
-      </w:r>
-    </w:p>
-    <w:p>
-      <w:r>
-        <w:rPr>
-          <w:b/>
-          <w:color w:val="4672C4"/>
-          <w:sz w:val="22"/>
-        </w:rPr>
-        <w:t>&gt;&gt; Section12 - Actifs du menage</w:t>
-      </w:r>
-    </w:p>
-    <w:p>
-      <w:pPr>
-        <w:ind w:left="283"/>
-      </w:pPr>
-      <w:r>
-        <w:rPr>
-          <w:sz w:val="20"/>
-        </w:rPr>
-        <w:t>- Attention ! Réfrigérateur a été revendu à 250000 Fcfa qui est relativement élevé par rapport aux autres prix de revente observés dans cette zone. Prière de corriger ou de confirmer avec le QG.</w:t>
       </w:r>
     </w:p>
     <w:p>
@@ -3114,15 +2974,9 @@
         <w:rPr>
           <w:sz w:val="20"/>
         </w:rPr>
-        <w:t xml:space="preserve">- Attention ! Charrettes a été revendu à 150000 Fcfa qui est relativement élevé par rapport aux autres prix de revente observés dans cette zone. Prière de corriger ou de confirmer avec le QG. </w:t>
-        <w:br/>
-        <w:t xml:space="preserve">- Attention ! Charrue a été achété à 100000 Fcfa est relativement élevé par rapport aux autres prix d'achat observés dans cette zone. Prière de corriger ou de confirmer avec le QG. </w:t>
-        <w:br/>
         <w:t xml:space="preserve">- Attention ! Hache/pioche a été achété à 10000 Fcfa est relativement élevé par rapport aux autres prix d'achat observés dans cette zone. Prière de corriger ou de confirmer avec le QG. Attention ! Hache/pioche a été revendu à 10000 Fcfa qui est relativement élevé par rapport aux autres prix de revente observés dans cette zone. Prière de corriger ou de confirmer avec le QG. </w:t>
         <w:br/>
-        <w:t xml:space="preserve">- Attention ! Herse a été achété à 30000 Fcfa est relativement élevé par rapport aux autres prix d'achat observés dans cette zone. Prière de corriger ou de confirmer avec le QG. Attention ! Herse a été revendu à 30000 Fcfa qui est relativement élevé par rapport aux autres prix de revente observés dans cette zone. Prière de corriger ou de confirmer avec le QG. </w:t>
-        <w:br/>
-        <w:t>- Attention ! Semoir a été revendu à 150000 Fcfa qui est relativement élevé par rapport aux autres prix de revente observés dans cette zone. Prière de corriger ou de confirmer avec le QG.</w:t>
+        <w:t>- Attention ! Herse a été achété à 30000 Fcfa est relativement élevé par rapport aux autres prix d'achat observés dans cette zone. Prière de corriger ou de confirmer avec le QG. Attention ! Herse a été revendu à 30000 Fcfa qui est relativement élevé par rapport aux autres prix de revente observés dans cette zone. Prière de corriger ou de confirmer avec le QG.</w:t>
       </w:r>
     </w:p>
     <w:p>
@@ -3552,27 +3406,6 @@
           <w:color w:val="4672C4"/>
           <w:sz w:val="22"/>
         </w:rPr>
-        <w:t>&gt;&gt; Section3 - Sante</w:t>
-      </w:r>
-    </w:p>
-    <w:p>
-      <w:pPr>
-        <w:ind w:left="283"/>
-      </w:pPr>
-      <w:r>
-        <w:rPr>
-          <w:sz w:val="20"/>
-        </w:rPr>
-        <w:t>- Le principal problème de santé que DIEYNABA ABDOULE SALL a eu est ASHMES et semble exister dans les modalités, prière de prendre attache avec le QG pour plus d'explication afin de la classer bien.</w:t>
-      </w:r>
-    </w:p>
-    <w:p>
-      <w:r>
-        <w:rPr>
-          <w:b/>
-          <w:color w:val="4672C4"/>
-          <w:sz w:val="22"/>
-        </w:rPr>
         <w:t>&gt;&gt; Section4a - Emploi</w:t>
       </w:r>
     </w:p>
@@ -3609,7 +3442,7 @@
         <w:rPr>
           <w:sz w:val="20"/>
         </w:rPr>
-        <w:t>- Attention ! Le prix unitaire d'achat (100 Fcfa) de Ail en Sachets (Petit) est relativement élevé par rapport aux autres prix observés dans cette zone. Prière de corriger ou de confirmer avec le QG. Attention ! Le prix unitaire d'achat (100 Fcfa) de Oignon frais en Pièce (Petit) est relativement élevé par rapport aux autres prix observés dans cette zone. Prière de corriger ou de confirmer avec le QG. Attention ! Le prix unitaire d'achat (100 Fcfa) de Piment frais en Pièce (Petit) est relativement élevé par rapport aux autres prix observés dans cette zone. Prière de corriger ou de confirmer avec le QG. Attention ! Le prix unitaire d'achat (50 Fcfa) de Cube alimentaire (Maggi, Jumbo, ) en Cube (Petit) est relativement élevé par rapport aux autres prix observés dans cette zone. Prière de corriger ou de confirmer avec le QG. Avertissement!!! Le ménage a consommé 7 Paquet Petit de Thé en sachet, cette quantité semble anormale pour une consommation des 7 derniers jours.Prière de corriger ou de confirmer avec le QG. Avertissement!! le prix unitaire (125 Fcfa) de Thé en sachet (unité: Paquet) de taille Petit est très faible ou élevé. Prière de corriger ou de confirmer avec le QG. Avertissement!!!Le ménage a consommé 98 miche de Petit de Pain traditionnel (Baguette)  ce qui semble incoherent pour une consommation aucours des 7 derniers jours, prière de verifier et corriger. Attention ! Le prix unitaire d'achat (75 Fcfa) de Pain traditionnel (Baguette) en miche (Petit) est relativement faible par rapport aux autres prix observés dans cette zone. Prière de corriger ou de confirmer avec le QG.</w:t>
+        <w:t>- Attention ! Le prix unitaire d'achat (100 Fcfa) de Oignon frais en Pièce (Petit) est relativement élevé par rapport aux autres prix observés dans cette zone. Prière de corriger ou de confirmer avec le QG. Attention ! Le prix unitaire d'achat (100 Fcfa) de Piment frais en Pièce (Petit) est relativement élevé par rapport aux autres prix observés dans cette zone. Prière de corriger ou de confirmer avec le QG. Attention ! Le prix unitaire d'achat (100 Fcfa) de Poivron frais en Pièce (Petit) est relativement élevé par rapport aux autres prix observés dans cette zone. Prière de corriger ou de confirmer avec le QG. Attention ! Le prix unitaire d'achat (1250 Fcfa) de Mâchoiron séchée (Kon) en Sachets (Moyen) est relativement élevé par rapport aux autres prix observés dans cette zone. Prière de corriger ou de confirmer avec le QG. Attention ! Le prix unitaire d'achat (2500 Fcfa) de Capitaine frais en Tas (Moyen) est relativement élevé par rapport aux autres prix observés dans cette zone. Prière de corriger ou de confirmer avec le QG. Attention ! Le prix unitaire d'achat (50 Fcfa) de Cube alimentaire (Maggi, Jumbo, ) en Cube (Petit) est relativement élevé par rapport aux autres prix observés dans cette zone. Prière de corriger ou de confirmer avec le QG. Avertissement!!! Le ménage a consommé 7 Paquet Petit de Thé en sachet, cette quantité semble anormale pour une consommation des 7 derniers jours.Prière de corriger ou de confirmer avec le QG. Avertissement!! le prix unitaire (125 Fcfa) de Thé en sachet (unité: Paquet) de taille Petit est très faible ou élevé. Prière de corriger ou de confirmer avec le QG. Attention ! Le prix unitaire d'achat (125 Fcfa) de Thé en sachet en Paquet (Petit) est relativement élevé par rapport aux autres prix observés dans cette zone. Prière de corriger ou de confirmer avec le QG. Avertissement!!!Le ménage a consommé 98 miche de Petit de Pain traditionnel (Baguette)  ce qui semble incoherent pour une consommation aucours des 7 derniers jours, prière de verifier et corriger. Attention ! Le prix unitaire d'achat (75 Fcfa) de Pain traditionnel (Baguette) en miche (Petit) est relativement faible par rapport aux autres prix observés dans cette zone. Prière de corriger ou de confirmer avec le QG.</w:t>
       </w:r>
     </w:p>
     <w:p>
@@ -3652,29 +3485,6 @@
           <w:sz w:val="20"/>
         </w:rPr>
         <w:t>- Peu plausible! le montant de la dépense pour Transport inter-localité à traction animale semble trop élevé. Veuillez, s'il vous plaît, confirmer cette information avec le QG ou la corriger.</w:t>
-      </w:r>
-    </w:p>
-    <w:p>
-      <w:r>
-        <w:rPr>
-          <w:b/>
-          <w:color w:val="4672C4"/>
-          <w:sz w:val="22"/>
-        </w:rPr>
-        <w:t>&gt;&gt; Section10b - caracteristiques entreprise non agricole</w:t>
-      </w:r>
-    </w:p>
-    <w:p>
-      <w:pPr>
-        <w:ind w:left="283"/>
-      </w:pPr>
-      <w:r>
-        <w:rPr>
-          <w:sz w:val="20"/>
-        </w:rPr>
-        <w:t xml:space="preserve">- || </w:t>
-        <w:br/>
-        <w:t>- Le noms de l'entreprise servicede transport charette3 ne doit pas contenir de chiffre et doit être bien renseigné, prière de bien renseigné .</w:t>
       </w:r>
     </w:p>
     <w:p>
@@ -3766,11 +3576,7 @@
         <w:rPr>
           <w:sz w:val="20"/>
         </w:rPr>
-        <w:t xml:space="preserve">- Attention ! Autre (à préciser) a été revendu à 30000 Fcfa qui est relativement élevé par rapport aux autres prix de revente observés dans cette zone. Prière de corriger ou de confirmer avec le QG. </w:t>
-        <w:br/>
-        <w:t xml:space="preserve">- Attention ! Faucheuse a été revendu à 2000 Fcfa qui est relativement élevé par rapport aux autres prix de revente observés dans cette zone. Prière de corriger ou de confirmer avec le QG. </w:t>
-        <w:br/>
-        <w:t>- Attention ! Hache-Paille a été achété à 1500 Fcfa est relativement faible par rapport aux autres prix d'achat observés dans cette zone. Prière de corriger ou de confirmer avec le QG.</w:t>
+        <w:t>- Attention ! Faucheuse a été revendu à 2000 Fcfa qui est relativement élevé par rapport aux autres prix de revente observés dans cette zone. Prière de corriger ou de confirmer avec le QG.</w:t>
       </w:r>
     </w:p>
     <w:p>
@@ -4116,27 +3922,6 @@
           <w:color w:val="4672C4"/>
           <w:sz w:val="22"/>
         </w:rPr>
-        <w:t>&gt;&gt; Section1 - Caracteristiques des membres</w:t>
-      </w:r>
-    </w:p>
-    <w:p>
-      <w:pPr>
-        <w:ind w:left="283"/>
-      </w:pPr>
-      <w:r>
-        <w:rPr>
-          <w:sz w:val="20"/>
-        </w:rPr>
-        <w:t>- Attention ! Le montant (9000 Fcfa) dépensé ou reçu en cadeau pour les recharges internet ou de forfaits de données mobiles(hors appels vocaux), aucours des 30 derniers jours de  OUSMANE ADAMA DEME est relativement élevé par rapport aux autres montants depansés observés dans cette zone. Prière de corriger ou de confirmer avec le QG.</w:t>
-      </w:r>
-    </w:p>
-    <w:p>
-      <w:r>
-        <w:rPr>
-          <w:b/>
-          <w:color w:val="4672C4"/>
-          <w:sz w:val="22"/>
-        </w:rPr>
         <w:t>&gt;&gt; Section2 - Education</w:t>
       </w:r>
     </w:p>
@@ -4156,13 +3941,13 @@
         <w:br/>
         <w:t xml:space="preserve">- Peu probable! KHADIDJA ADAMA DEME  n'arrive pas  à comprendre un petit texte lu dans une langue locale (s02q03). Veuillez corriger ou donner des explications au QG. Incohérence!! KHADIDJA ADAMA DEME fréquente l'école  mais ne paie ni la scolarité ni la cotisation, prière de corriger ou fournir une explication à cela. </w:t>
         <w:br/>
-        <w:t xml:space="preserve">- Peu probable! KHOULEY ADAMA DEME  n'arrive pas  à comprendre un petit texte lu dans une langue locale (s02q03). Veuillez corriger ou donner des explications au QG. La raison principale que KHOULEY ADAMA DEME n'a pas été à l'école entre 2024/2025 est faute de moyen et semble exister dans les modalités, prière de prendre attache avec le QG pour plus d'explication afin de la classer bien. </w:t>
+        <w:t xml:space="preserve">- Peu probable! KHOULEY ADAMA DEME  n'arrive pas  à comprendre un petit texte lu dans une langue locale (s02q03). Veuillez corriger ou donner des explications au QG. </w:t>
         <w:br/>
-        <w:t xml:space="preserve">- Peu probable! MOUHAMADOU ADAMA DEME  n'arrive pas  à comprendre un petit texte lu dans une langue locale (s02q03). Veuillez corriger ou donner des explications au QG. La raison principale que MOUHAMADOU ADAMA DEME n'a pas été à l'école entre 2024/2025 est faute de moyen et semble exister dans les modalités, prière de prendre attache avec le QG pour plus d'explication afin de la classer bien. </w:t>
+        <w:t xml:space="preserve">- Peu probable! MOUHAMADOU ADAMA DEME  n'arrive pas  à comprendre un petit texte lu dans une langue locale (s02q03). Veuillez corriger ou donner des explications au QG. </w:t>
         <w:br/>
         <w:t xml:space="preserve">- Peu probable! OUMAR ADAMA DEME  n'arrive pas  à comprendre un petit texte lu dans une langue locale (s02q03). Veuillez corriger ou donner des explications au QG. Incohérence!! OUMAR ADAMA DEME fréquente l'école  mais ne paie ni la scolarité ni la cotisation, prière de corriger ou fournir une explication à cela. </w:t>
         <w:br/>
-        <w:t xml:space="preserve">- Peu probable! OUSMANE ADAMA DEME  n'arrive pas  à comprendre un petit texte lu dans une langue locale (s02q03). Veuillez corriger ou donner des explications au QG. Incohérence!! Le niveau d'études le plus élevé atteint par OUSMANE ADAMA DEME est Secondaire Technique et Professionnel et le diplôme le plus elevé obtenu par OUSMANE ADAMA DEME est CEP. </w:t>
+        <w:t xml:space="preserve">- Peu probable! OUSMANE ADAMA DEME  n'arrive pas  à comprendre un petit texte lu dans une langue locale (s02q03). Veuillez corriger ou donner des explications au QG. </w:t>
         <w:br/>
         <w:t>- Peu probable! SEYDINA ALIOU DEME  n'arrive pas  à comprendre un petit texte lu dans une langue locale (s02q03). Veuillez corriger ou donner des explications au QG.</w:t>
       </w:r>
@@ -4185,30 +3970,7 @@
         <w:rPr>
           <w:sz w:val="20"/>
         </w:rPr>
-        <w:t xml:space="preserve">- La  raison principale que OUSMANE ADAMA DEME n'a pas cherché du travail au cours des 30 derniers jours est il est absant aussi et semble exister dans les modalités, prière de prendre attache avec le QG pour plus d'explication afin de la classer bien. </w:t>
-        <w:br/>
-        <w:t>- Avertissement! Généralement les jeunes hommes (10 à 25ans) font des travaux ménager soit apprendre les enfants à reviser leurs léçons ou d'autres cours, MOUHAMADOU ADAMA DEME n'a consacré aucune heure pour les travaux cités en s04q01, s04q02, s04q03, s04q04, s04q05, s04q06, s04q07 et s04q08.Prière de regarder pour corriger ou confirmer avec le QG.  La  raison principale que MOUHAMADOU ADAMA DEME n'a pas cherché du travail au cours des 30 derniers jours est il est absant il n’est pas a la maison et semble exister dans les modalités, prière de prendre attache avec le QG pour plus d'explication afin de la classer bien.</w:t>
-      </w:r>
-    </w:p>
-    <w:p>
-      <w:r>
-        <w:rPr>
-          <w:b/>
-          <w:color w:val="4672C4"/>
-          <w:sz w:val="22"/>
-        </w:rPr>
-        <w:t>&gt;&gt; Section4b - Emploi - Activite principale</w:t>
-      </w:r>
-    </w:p>
-    <w:p>
-      <w:pPr>
-        <w:ind w:left="283"/>
-      </w:pPr>
-      <w:r>
-        <w:rPr>
-          <w:sz w:val="20"/>
-        </w:rPr>
-        <w:t>- Attention ! Le nombre de jours que AMY SOW a travaillés par mois semble être inférieur à 15. Veuillez, s'il vous plaît, confirmer cette information.</w:t>
+        <w:t>- Avertissement! Généralement les jeunes hommes (10 à 25ans) font des travaux ménager soit apprendre les enfants à reviser leurs léçons ou d'autres cours, MOUHAMADOU ADAMA DEME n'a consacré aucune heure pour les travaux cités en s04q01, s04q02, s04q03, s04q04, s04q05, s04q06, s04q07 et s04q08.Prière de regarder pour corriger ou confirmer avec le QG.</w:t>
       </w:r>
     </w:p>
     <w:p>
@@ -4229,7 +3991,7 @@
         <w:rPr>
           <w:sz w:val="20"/>
         </w:rPr>
-        <w:t>- Attention ! Le prix unitaire d'achat (100 Fcfa) de Ail en Sachets (Petit) est relativement élevé par rapport aux autres prix observés dans cette zone. Prière de corriger ou de confirmer avec le QG. Attention ! Le prix unitaire d'achat (100 Fcfa) de Cube alimentaire (Maggi, Jumbo, ) en Cube (Petit) est relativement élevé par rapport aux autres prix observés dans cette zone. Prière de corriger ou de confirmer avec le QG. Avertissement!!! Le ménage a consommé 14 Paquet Petit de Thé en sachet, cette quantité semble anormale pour une consommation des 7 derniers jours.Prière de corriger ou de confirmer avec le QG. Avertissement!! le prix unitaire (125 Fcfa) de Thé en sachet (unité: Paquet) de taille Petit est très faible ou élevé. Prière de corriger ou de confirmer avec le QG. Avertissement!!! Le ménage a consommé 14 Sachets Moyen de Sucre en poudre , cette quantité semble anormale pour une consommation des 7 derniers jours.Prière de corriger ou de confirmer avec le QG. Avertissement!!!Le ménage a consommé 49 Cuillère de Petit de Beurre  ce qui semble incoherent pour une consommation aucours des 7 derniers jours, prière de verifier et corriger. Avertissement!!!Le ménage a consommé 56 miche de Petit de Pain traditionnel (Baguette)  ce qui semble incoherent pour une consommation aucours des 7 derniers jours, prière de verifier et corriger. Attention ! Le prix unitaire d'achat (84.375 Fcfa) de Pain traditionnel (Baguette) en miche (Petit) est relativement faible par rapport aux autres prix observés dans cette zone. Prière de corriger ou de confirmer avec le QG. Incohérence!! Dans ce ménage, chaque individus consomme par jour 24.26743 Kg  de cereale; Prière de revoir les quantités prises de ces produits.</w:t>
+        <w:t>- Attention ! Le prix unitaire d'achat (100 Fcfa) de Cube alimentaire (Maggi, Jumbo, ) en Cube (Petit) est relativement élevé par rapport aux autres prix observés dans cette zone. Prière de corriger ou de confirmer avec le QG. Avertissement!!! Le ménage a consommé 14 Paquet Petit de Thé en sachet, cette quantité semble anormale pour une consommation des 7 derniers jours.Prière de corriger ou de confirmer avec le QG. Avertissement!! le prix unitaire (125 Fcfa) de Thé en sachet (unité: Paquet) de taille Petit est très faible ou élevé. Prière de corriger ou de confirmer avec le QG. Attention ! Le prix unitaire d'achat (125 Fcfa) de Thé en sachet en Paquet (Petit) est relativement élevé par rapport aux autres prix observés dans cette zone. Prière de corriger ou de confirmer avec le QG. Avertissement!!! Le ménage a consommé 14 Sachets Moyen de Sucre en poudre , cette quantité semble anormale pour une consommation des 7 derniers jours.Prière de corriger ou de confirmer avec le QG. Avertissement!!!Le ménage a consommé 49 Cuillère de Petit de Beurre  ce qui semble incoherent pour une consommation aucours des 7 derniers jours, prière de verifier et corriger. Avertissement!!!Le ménage a consommé 56 miche de Petit de Pain traditionnel (Baguette)  ce qui semble incoherent pour une consommation aucours des 7 derniers jours, prière de verifier et corriger. Attention ! Le prix unitaire d'achat (84.375 Fcfa) de Pain traditionnel (Baguette) en miche (Petit) est relativement faible par rapport aux autres prix observés dans cette zone. Prière de corriger ou de confirmer avec le QG. Incohérence!! Dans ce ménage, chaque individus consomme par jour 39.358 Kg  de cereale; Prière de revoir les quantités prises de ces produits.</w:t>
       </w:r>
     </w:p>
     <w:p>
@@ -4271,53 +4033,7 @@
         <w:rPr>
           <w:sz w:val="20"/>
         </w:rPr>
-        <w:t xml:space="preserve">- La dernière fois que vous avez acheté Bois de chauffe acheté est chez le voisin et semble exister dans les modalités, prière de prendre attache avec le QG pour plus d'explication afin de la classer bien. </w:t>
-        <w:br/>
         <w:t>- Peu plausible! le montant de la dépense pour Bois de chauffe ramassé/coupé (estimer la valeur) semble faible. Veuillez, s'il vous plaît, confirmer cette information avec le QG ou la corriger.  La dernière fois que vous avez acheté Bois de chauffe ramassé/coupé (estimer la valeur) est a la foret et semble exister dans les modalités, prière de prendre attache avec le QG pour plus d'explication afin de la classer bien.</w:t>
-      </w:r>
-    </w:p>
-    <w:p>
-      <w:r>
-        <w:rPr>
-          <w:b/>
-          <w:color w:val="4672C4"/>
-          <w:sz w:val="22"/>
-        </w:rPr>
-        <w:t>&gt;&gt; Section12 - Actifs du menage</w:t>
-      </w:r>
-    </w:p>
-    <w:p>
-      <w:pPr>
-        <w:ind w:left="283"/>
-      </w:pPr>
-      <w:r>
-        <w:rPr>
-          <w:sz w:val="20"/>
-        </w:rPr>
-        <w:t xml:space="preserve">- Le prix de revente de l'article  Matelas simple ne doit pas être égal 0 même si le ménage l'a reçu en cadeau prière de leurs aider à faire une estimations. </w:t>
-        <w:br/>
-        <w:t>- Le prix de revente de l'article  Radio simple/Radiocassette ne doit pas être égal 0 même si le ménage l'a reçu en cadeau prière de leurs aider à faire une estimations.</w:t>
-      </w:r>
-    </w:p>
-    <w:p>
-      <w:r>
-        <w:rPr>
-          <w:b/>
-          <w:color w:val="4672C4"/>
-          <w:sz w:val="22"/>
-        </w:rPr>
-        <w:t>&gt;&gt; Section14 - Chocs</w:t>
-      </w:r>
-    </w:p>
-    <w:p>
-      <w:pPr>
-        <w:ind w:left="283"/>
-      </w:pPr>
-      <w:r>
-        <w:rPr>
-          <w:sz w:val="20"/>
-        </w:rPr>
-        <w:t>- Avertissement!! Le ménage n'a été négativement affecté par aucun des problèmes donnés dans la section 14. Confirmez vous cette information avec le QG?</w:t>
       </w:r>
     </w:p>
     <w:p>
@@ -4359,7 +4075,7 @@
         <w:rPr>
           <w:sz w:val="20"/>
         </w:rPr>
-        <w:t>- Incohérence!! Le prix de revente de Herse dans cette section 19 ne doit pas être égal 0 même si le ménage l'a reçu en cadeau prière de leurs aider à faire une estimation.</w:t>
+        <w:t>- Attention ! Herse a été revendu à 2500 Fcfa qui est relativement élevé par rapport aux autres prix de revente observés dans cette zone. Prière de corriger ou de confirmer avec le QG.</w:t>
       </w:r>
     </w:p>
     <w:p>
@@ -4818,7 +4534,7 @@
         <w:rPr>
           <w:sz w:val="20"/>
         </w:rPr>
-        <w:t>- Attention ! Le prix unitaire d'achat (25 Fcfa) de Piment frais en Pièce (Petit) est relativement faible par rapport aux autres prix observés dans cette zone. Prière de corriger ou de confirmer avec le QG. Attention ! Le prix unitaire d'achat (50 Fcfa) de Cube alimentaire (Maggi, Jumbo, ) en Cube (Petit) est relativement élevé par rapport aux autres prix observés dans cette zone. Prière de corriger ou de confirmer avec le QG. Avertissement!!! Le ménage a consommé 3 Paquet Petit de Thé en sachet, cette quantité semble anormale pour une consommation des 7 derniers jours.Prière de corriger ou de confirmer avec le QG. Avertissement!! le prix unitaire (125 Fcfa) de Thé en sachet (unité: Paquet) de taille Petit est très faible ou élevé. Prière de corriger ou de confirmer avec le QG.</w:t>
+        <w:t>- Attention ! Le prix unitaire d'achat (25 Fcfa) de Piment frais en Pièce (Petit) est relativement faible par rapport aux autres prix observés dans cette zone. Prière de corriger ou de confirmer avec le QG. Attention ! Le prix unitaire d'achat (50 Fcfa) de Cube alimentaire (Maggi, Jumbo, ) en Cube (Petit) est relativement élevé par rapport aux autres prix observés dans cette zone. Prière de corriger ou de confirmer avec le QG. Avertissement!!! Le ménage a consommé 3 Paquet Petit de Thé en sachet, cette quantité semble anormale pour une consommation des 7 derniers jours.Prière de corriger ou de confirmer avec le QG. Avertissement!! le prix unitaire (125 Fcfa) de Thé en sachet (unité: Paquet) de taille Petit est très faible ou élevé. Prière de corriger ou de confirmer avec le QG. Attention ! Le prix unitaire d'achat (125 Fcfa) de Thé en sachet en Paquet (Petit) est relativement élevé par rapport aux autres prix observés dans cette zone. Prière de corriger ou de confirmer avec le QG.</w:t>
       </w:r>
     </w:p>
     <w:p>
@@ -4862,7 +4578,7 @@
         <w:rPr>
           <w:sz w:val="20"/>
         </w:rPr>
-        <w:t>- Le ménage évacue excréments dans Trou direct et semble exister dans les modalités, prière de prendre attache avec le QG pour plus d'explication afin de la classer bien.  Le moyen que le ménage utilise pour se débarrasser des excréments hors de la concession est Le ménage ne vide pas les toilettes une fois plaine il creuse au autre trou et semble exister dans les modalités, prière de prendre attache avec le QG pour plus d'explication afin de la classer bien.</w:t>
+        <w:t>- Le moyen que le ménage utilise pour se débarrasser des excréments hors de la concession est Le ménage ne vide pas les toilettes une fois plaine il creuse au autre trou et semble exister dans les modalités, prière de prendre attache avec le QG pour plus d'explication afin de la classer bien.</w:t>
       </w:r>
     </w:p>
     <w:p>
@@ -5445,7 +5161,7 @@
         <w:rPr>
           <w:sz w:val="20"/>
         </w:rPr>
-        <w:t>- Attention ! Le prix unitaire d'achat (100 Fcfa) de Ail en Sachets (Petit) est relativement élevé par rapport aux autres prix observés dans cette zone. Prière de corriger ou de confirmer avec le QG. Attention ! Le prix unitaire d'achat (100 Fcfa) de Cube alimentaire (Maggi, Jumbo, ) en Cube (Petit) est relativement élevé par rapport aux autres prix observés dans cette zone. Prière de corriger ou de confirmer avec le QG. Attention ! Le prix unitaire d'achat (200 Fcfa) de Sel en Sachets (Moyen) est relativement élevé par rapport aux autres prix observés dans cette zone. Prière de corriger ou de confirmer avec le QG. Avertissement!!! Le ménage a consommé 14 Sachets Petit de Sucre en poudre , cette quantité semble anormale pour une consommation des 7 derniers jours.Prière de corriger ou de confirmer avec le QG. Avertissement!!! Le ménage a consommé 7 Paquet Petit de Thé en sachet, cette quantité semble anormale pour une consommation des 7 derniers jours.Prière de corriger ou de confirmer avec le QG. Avertissement!! le prix unitaire (125 Fcfa) de Thé en sachet (unité: Paquet) de taille Petit est très faible ou élevé. Prière de corriger ou de confirmer avec le QG. Avertissement!!!Le ménage a consommé 49 miche de Moyen de Pain traditionnel (Baguette)  ce qui semble incoherent pour une consommation aucours des 7 derniers jours, prière de verifier et corriger. Attention ! Le prix unitaire d'achat (75 Fcfa) de Pain traditionnel (Baguette) en miche (Moyen) est relativement faible par rapport aux autres prix observés dans cette zone. Prière de corriger ou de confirmer avec le QG. Incohérence!! Dans ce ménage, chaque individus consomme par jour 34.94196 Kg  de cereale; Prière de revoir les quantités prises de ces produits. Le prix d'achat unitaire (360 Fcfa) de Riz local Gambiaka en Sac (50 Kg) de taille taille unique est très faible, prière de regarder les reponses prises dans les questions s07bq07a s07bq07b s07bq07c s07bq08 pour mieux corriger.</w:t>
+        <w:t>- Attention ! Le prix unitaire d'achat (100 Fcfa) de Cube alimentaire (Maggi, Jumbo, ) en Cube (Petit) est relativement élevé par rapport aux autres prix observés dans cette zone. Prière de corriger ou de confirmer avec le QG. Attention ! Soupçons de quantité anormale! Le ménage de OUSMANE ALY ABDOUL BARRY avec une taille de 8 personnes a consommé 14 Sachets en Tres petit de Poivre qui est relativement élevé comme consommation par rapport à la condition de vie des autres ménages de même taille dans cette zone. Prière de corriger ou de confirmer avec le QG. Avertissement!!! Le ménage a consommé 14 Sachets Petit de Sucre en poudre , cette quantité semble anormale pour une consommation des 7 derniers jours.Prière de corriger ou de confirmer avec le QG. Avertissement!!! Le ménage a consommé 7 Paquet Petit de Thé en sachet, cette quantité semble anormale pour une consommation des 7 derniers jours.Prière de corriger ou de confirmer avec le QG. Avertissement!! le prix unitaire (125 Fcfa) de Thé en sachet (unité: Paquet) de taille Petit est très faible ou élevé. Prière de corriger ou de confirmer avec le QG. Attention ! Le prix unitaire d'achat (125 Fcfa) de Thé en sachet en Paquet (Petit) est relativement élevé par rapport aux autres prix observés dans cette zone. Prière de corriger ou de confirmer avec le QG. Avertissement!!!Le ménage a consommé 49 miche de Moyen de Pain traditionnel (Baguette)  ce qui semble incoherent pour une consommation aucours des 7 derniers jours, prière de verifier et corriger. Attention ! Le prix unitaire d'achat (75 Fcfa) de Pain traditionnel (Baguette) en miche (Moyen) est relativement faible par rapport aux autres prix observés dans cette zone. Prière de corriger ou de confirmer avec le QG. Incohérence!! Dans ce ménage, chaque individus consomme par jour 56.40625 Kg  de cereale; Prière de revoir les quantités prises de ces produits.</w:t>
       </w:r>
     </w:p>
     <w:p>
@@ -5529,7 +5245,7 @@
         <w:rPr>
           <w:sz w:val="20"/>
         </w:rPr>
-        <w:t xml:space="preserve">- La superficie de la parcelle parcelle sorgho et gombo selon les mesures GPS est de 1 hectare et celle donnée par l'exploitant est de 1 qui sont identique, comment cela pourrait-il se faire prière de corriger. Le document légal (titre, acte, certificat etc. ) qui affirme votre possession de la parcelle parcelle sorgho et gombo est  et semble exister dans les modalités, prière de prendre attache avec le QG pour plus d'explication afin de la classer bien. </w:t>
+        <w:t xml:space="preserve">- La superficie de la parcelle parcelle sorgho et gombo selon les mesures GPS est de 4144.82 hectare qui semble élevé ou faible, prière de corriger. Le document légal (titre, acte, certificat etc. ) qui affirme votre possession de la parcelle parcelle sorgho et gombo est  et semble exister dans les modalités, prière de prendre attache avec le QG pour plus d'explication afin de la classer bien. </w:t>
         <w:br/>
         <w:t xml:space="preserve">- Le salaire total payé de toutes catégories confondues par le ménage OUSMANE ALY ABDOUL BARRY pour la main-d'oeuvre non-familiale sur la parcelle parcelle sorgho et gombo au cours de la campagne pour la période de préparation du sol (labour) et des semis est de 0 qui semble élevé ou faible. Merci de corriger. La superficie de la parcelle parcelle sorgho et gombo selon les mesures GPS est de 357.46 hectare qui semble élevé ou faible, prière de corriger. Le document légal (titre, acte, certificat etc. ) qui affirme votre possession de la parcelle parcelle sorgho et gombo est  et semble exister dans les modalités, prière de prendre attache avec le QG pour plus d'explication afin de la classer bien. </w:t>
         <w:br/>
@@ -5575,19 +5291,11 @@
         <w:rPr>
           <w:sz w:val="20"/>
         </w:rPr>
-        <w:t xml:space="preserve">- Incohérence!! Le prix de revente de Faucheuse dans cette section 19 ne doit pas être égal 0 même si le ménage l'a reçu en cadeau prière de leurs aider à faire une estimation. </w:t>
+        <w:t xml:space="preserve">- Attention ! Faucheuse a été achété à 2500 Fcfa est relativement élevé par rapport aux autres prix d'achat observés dans cette zone. Prière de corriger ou de confirmer avec le QG. Attention ! Faucheuse a été revendu à 2500 Fcfa qui est relativement élevé par rapport aux autres prix de revente observés dans cette zone. Prière de corriger ou de confirmer avec le QG. </w:t>
         <w:br/>
-        <w:t xml:space="preserve">- Incohérence!! Le prix de revente de Hache-Paille dans cette section 19 ne doit pas être égal 0 même si le ménage l'a reçu en cadeau prière de leurs aider à faire une estimation. </w:t>
+        <w:t xml:space="preserve">- Attention ! Hache-Paille a été revendu à 3000 Fcfa qui est relativement élevé par rapport aux autres prix de revente observés dans cette zone. Prière de corriger ou de confirmer avec le QG. </w:t>
         <w:br/>
-        <w:t xml:space="preserve">- Incohérence!! Le prix de revente de Hache/pioche dans cette section 19 ne doit pas être égal 0 même si le ménage l'a reçu en cadeau prière de leurs aider à faire une estimation. </w:t>
-        <w:br/>
-        <w:t xml:space="preserve">- Incohérence!! Le prix de revente de Herse dans cette section 19 ne doit pas être égal 0 même si le ménage l'a reçu en cadeau prière de leurs aider à faire une estimation. </w:t>
-        <w:br/>
-        <w:t xml:space="preserve">- Incohérence!! Le prix de revente de Houe asine dans cette section 19 ne doit pas être égal 0 même si le ménage l'a reçu en cadeau prière de leurs aider à faire une estimation. </w:t>
-        <w:br/>
-        <w:t xml:space="preserve">- Incohérence!! Le prix de revente de Houe/daba/hilaire dans cette section 19 ne doit pas être égal 0 même si le ménage l'a reçu en cadeau prière de leurs aider à faire une estimation. </w:t>
-        <w:br/>
-        <w:t>- Incohérence!! Le prix de revente de Machette dans cette section 19 ne doit pas être égal 0 même si le ménage l'a reçu en cadeau prière de leurs aider à faire une estimation.</w:t>
+        <w:t>- Attention ! Machette a été revendu à 6000 Fcfa qui est relativement élevé par rapport aux autres prix de revente observés dans cette zone. Prière de corriger ou de confirmer avec le QG.</w:t>
       </w:r>
     </w:p>
     <w:p>
@@ -5923,15 +5631,9 @@
         <w:rPr>
           <w:sz w:val="20"/>
         </w:rPr>
-        <w:t xml:space="preserve">- Attention ! Le montant (8000 Fcfa) dépensé ou reçu en cadeau pour les recharges internet ou de forfaits de données mobiles(hors appels vocaux), aucours des 30 derniers jours de  farmata  deh est relativement élevé par rapport aux autres montants depansés observés dans cette zone. Prière de corriger ou de confirmer avec le QG. </w:t>
-        <w:br/>
-        <w:t xml:space="preserve">- Attention ! Vous avez déclaré en s01q00 que le répondant est la personne elle-même, or aissata deh est trop jeune (9 ans) pour fournir des informations correctes. Prière de refaire la section 1 pour aissata deh en demandant à un adulte de répondre aux questions à sa place. </w:t>
-        <w:br/>
         <w:t xml:space="preserve">- Attention ! Vous avez déclaré en s01q00 que le répondant est la personne elle-même, or dieynaba  deh est trop jeune (8 ans) pour fournir des informations correctes. Prière de refaire la section 1 pour dieynaba  deh en demandant à un adulte de répondre aux questions à sa place. </w:t>
         <w:br/>
         <w:t xml:space="preserve">- Incoherence! coumba deh dispose d'un téléphone portable à s01q39, donc la raison évoquée ne peut pas être (ne dispose pas d'appareil). </w:t>
-        <w:br/>
-        <w:t xml:space="preserve">- Incoherence! dieynaba deh dispose d'un téléphone portable à s01q39, donc la raison évoquée ne peut pas être (ne dispose pas d'appareil). </w:t>
         <w:br/>
         <w:t xml:space="preserve">- Incoherence! samba amadou deh dispose d'un téléphone portable à s01q39, donc la raison évoquée ne peut pas être (ne dispose pas d'appareil). </w:t>
         <w:br/>
@@ -5966,7 +5668,7 @@
         <w:br/>
         <w:t xml:space="preserve">- Peu probable! adama deh  n'arrive pas  à comprendre un petit texte lu dans une langue locale (s02q03). Veuillez corriger ou donner des explications au QG. Peu probable! adama deh  ne sait ni lire, ni écrire, ni comprendre dans aucune des langues  (s02q01,s02q02,s02q03). Veuillez corriger ou donner des explications au QG. </w:t>
         <w:br/>
-        <w:t xml:space="preserve">- Peu probable! aissata deh  n'arrive pas  à comprendre un petit texte lu dans une langue locale (s02q03). Veuillez corriger ou donner des explications au QG. Peu probable! aissata deh  ne sait ni lire, ni écrire, ni comprendre dans aucune des langues  (s02q01,s02q02,s02q03). Veuillez corriger ou donner des explications au QG. Peu plausible aissata deh fréquente au minimum le fondamental 1 mais ne sait ni lire ni comprendre la langue française, prière de corriger ou de confirmer avec le QG merci. Avertissement!! aissata deh fréquente au minimum la troisième année de fondamental 1 mais ne sait pas écrire, prière de corriger ou confirmer avec le QG. </w:t>
+        <w:t xml:space="preserve">- Peu probable! aissata deh  n'arrive pas  à comprendre un petit texte lu dans une langue locale (s02q03). Veuillez corriger ou donner des explications au QG. </w:t>
         <w:br/>
         <w:t xml:space="preserve">- Peu probable! aissata2 deh  n'arrive pas  à comprendre un petit texte lu dans une langue locale (s02q03). Veuillez corriger ou donner des explications au QG. Peu probable! aissata2 deh  ne sait ni lire, ni écrire, ni comprendre dans aucune des langues  (s02q01,s02q02,s02q03). Veuillez corriger ou donner des explications au QG. </w:t>
         <w:br/>
@@ -5996,27 +5698,6 @@
           <w:color w:val="4672C4"/>
           <w:sz w:val="22"/>
         </w:rPr>
-        <w:t>&gt;&gt; Section3 - Sante</w:t>
-      </w:r>
-    </w:p>
-    <w:p>
-      <w:pPr>
-        <w:ind w:left="283"/>
-      </w:pPr>
-      <w:r>
-        <w:rPr>
-          <w:sz w:val="20"/>
-        </w:rPr>
-        <w:t>- Avertissement! Le montant(452000 FCFA) des dépenses pour la dernière hospitalisation de dieynaba deh semble être faible ou élevé(s03q27), veuillez confirmer ou corriger avec le QG. Le montant(30000 FCFA) des dépenses pour chaque visite prénatale de dieynaba deh semble faible (voir nul) ou élevé, prière de corriger.</w:t>
-      </w:r>
-    </w:p>
-    <w:p>
-      <w:r>
-        <w:rPr>
-          <w:b/>
-          <w:color w:val="4672C4"/>
-          <w:sz w:val="22"/>
-        </w:rPr>
         <w:t>&gt;&gt; Section4a - Emploi</w:t>
       </w:r>
     </w:p>
@@ -6028,9 +5709,7 @@
         <w:rPr>
           <w:sz w:val="20"/>
         </w:rPr>
-        <w:t xml:space="preserve">- Avertissement! Généralement les jeunes hommes (10 à 25ans) font des travaux ménager soit apprendre les enfants à reviser leurs léçons ou d'autres cours, abdourahmane deh n'a consacré aucune heure pour les travaux cités en s04q01, s04q02, s04q03, s04q04, s04q05, s04q06, s04q07 et s04q08.Prière de regarder pour corriger ou confirmer avec le QG.  La  raison principale que abdourahmane deh n'a pas cherché du travail au cours des 30 derniers jours est impossible pour lui de  communiquer il est muet et semble exister dans les modalités, prière de prendre attache avec le QG pour plus d'explication afin de la classer bien. </w:t>
-        <w:br/>
-        <w:t>- Avertissement! coumba deh n'a consacré aucune heure pour aucun des travaux du ménage, prière de regarder les réponses prises dans les questions (s04q01 s04q02 s04q03 s04q04 s04q05 s04q06 s04q07 s04q08).</w:t>
+        <w:t>- Avertissement! Généralement les jeunes hommes (10 à 25ans) font des travaux ménager soit apprendre les enfants à reviser leurs léçons ou d'autres cours, abdourahmane deh n'a consacré aucune heure pour les travaux cités en s04q01, s04q02, s04q03, s04q04, s04q05, s04q06, s04q07 et s04q08.Prière de regarder pour corriger ou confirmer avec le QG.</w:t>
       </w:r>
     </w:p>
     <w:p>
@@ -6051,7 +5730,7 @@
         <w:rPr>
           <w:sz w:val="20"/>
         </w:rPr>
-        <w:t>- Attention ! Le prix unitaire d'achat (250 Fcfa) de Piment frais en Tas (Petit) est relativement élevé par rapport aux autres prix observés dans cette zone. Prière de corriger ou de confirmer avec le QG. Attention ! Le prix unitaire d'achat (50 Fcfa) de Courge en Morceau (Portion) (Moyen) est relativement faible par rapport aux autres prix observés dans cette zone. Prière de corriger ou de confirmer avec le QG. Attention ! Le prix unitaire d'achat (50 Fcfa) de Cube alimentaire (Maggi, Jumbo, ) en Cube (Petit) est relativement élevé par rapport aux autres prix observés dans cette zone. Prière de corriger ou de confirmer avec le QG. Avertissement!!! Le ménage a consommé 44 Morceau (Portion) Moyen de Poisson de mer séché (yayeboye), cette quantité semble anormale pour une consommation des 7 derniers jours.Prière de corriger ou de confirmer avec le QG. Avertissement!!!Le ménage a consommé 112 Cuillère de Petit de Café en poudre soluble  ce qui semble incoherent pour une consommation aucours des 7 derniers jours, prière de verifier et corriger. Avertissement!!!Le ménage a consommé 112 Cuillère de Tres petit de Beurre  ce qui semble incoherent pour une consommation aucours des 7 derniers jours, prière de verifier et corriger. Avertissement!!!Le ménage a consommé 119 miche de Petit de Pain traditionnel (Baguette)  ce qui semble incoherent pour une consommation aucours des 7 derniers jours, prière de verifier et corriger.</w:t>
+        <w:t>- Attention ! Le prix unitaire d'achat (250 Fcfa) de Piment frais en Tas (Petit) est relativement élevé par rapport aux autres prix observés dans cette zone. Prière de corriger ou de confirmer avec le QG. Attention ! Le prix unitaire d'achat (50 Fcfa) de Cube alimentaire (Maggi, Jumbo, ) en Cube (Petit) est relativement élevé par rapport aux autres prix observés dans cette zone. Prière de corriger ou de confirmer avec le QG. Avertissement!!! Le ménage a consommé 44 Morceau (Portion) Moyen de Poisson de mer séché (yayeboye), cette quantité semble anormale pour une consommation des 7 derniers jours.Prière de corriger ou de confirmer avec le QG. Avertissement!!!Le ménage a consommé 112 Cuillère de Petit de Café en poudre soluble  ce qui semble incoherent pour une consommation aucours des 7 derniers jours, prière de verifier et corriger. Avertissement!!!Le ménage a consommé 112 Cuillère de Tres petit de Beurre  ce qui semble incoherent pour une consommation aucours des 7 derniers jours, prière de verifier et corriger. Avertissement!!!Le ménage a consommé 119 miche de Petit de Pain traditionnel (Baguette)  ce qui semble incoherent pour une consommation aucours des 7 derniers jours, prière de verifier et corriger.</w:t>
       </w:r>
     </w:p>
     <w:p>
@@ -6132,31 +5811,6 @@
           <w:color w:val="4672C4"/>
           <w:sz w:val="22"/>
         </w:rPr>
-        <w:t>&gt;&gt; Section12 - Actifs du menage</w:t>
-      </w:r>
-    </w:p>
-    <w:p>
-      <w:pPr>
-        <w:ind w:left="283"/>
-      </w:pPr>
-      <w:r>
-        <w:rPr>
-          <w:sz w:val="20"/>
-        </w:rPr>
-        <w:t xml:space="preserve">- Attention ! Matelas simple a été achété à 300000 Fcfa est relativement élevé par rapport aux autres prix d'achat observés dans cette zone. Prière de corriger ou de confirmer avec le QG. Attention ! Matelas simple a été revendu à 250000 Fcfa qui est relativement élevé par rapport aux autres prix de revente observés dans cette zone. Prière de corriger ou de confirmer avec le QG. </w:t>
-        <w:br/>
-        <w:t xml:space="preserve">- Attention ! Tapis a été achété à 35000 Fcfa est relativement élevé par rapport aux autres prix d'achat observés dans cette zone. Prière de corriger ou de confirmer avec le QG. Attention ! Tapis a été revendu à 30000 Fcfa qui est relativement élevé par rapport aux autres prix de revente observés dans cette zone. Prière de corriger ou de confirmer avec le QG. </w:t>
-        <w:br/>
-        <w:t>- Attention ! Téléphone portable a été achété à 200000 Fcfa est relativement élevé par rapport aux autres prix d'achat observés dans cette zone. Prière de corriger ou de confirmer avec le QG. Attention ! Téléphone portable a été revendu à 180000 Fcfa qui est relativement élevé par rapport aux autres prix de revente observés dans cette zone. Prière de corriger ou de confirmer avec le QG.</w:t>
-      </w:r>
-    </w:p>
-    <w:p>
-      <w:r>
-        <w:rPr>
-          <w:b/>
-          <w:color w:val="4672C4"/>
-          <w:sz w:val="22"/>
-        </w:rPr>
         <w:t>&gt;&gt; Section16a - Champs et parcelles</w:t>
       </w:r>
     </w:p>
@@ -6189,7 +5843,7 @@
         <w:rPr>
           <w:sz w:val="20"/>
         </w:rPr>
-        <w:t>- Avertissement! Le prix unitaire (11666.67 Fcfa) d'un Ovins (Moutons) est trop petit ou élevé. Veuillez confirmer ces informations avec le QG ou apporter les corrections nécessaires.</w:t>
+        <w:t>- Avertissement! Le prix unitaire (20833.33 Fcfa) d'un Ovins (Moutons) est trop petit ou élevé. Veuillez confirmer ces informations avec le QG ou apporter les corrections nécessaires.</w:t>
       </w:r>
     </w:p>
     <w:p>
@@ -6210,32 +5864,7 @@
         <w:rPr>
           <w:sz w:val="20"/>
         </w:rPr>
-        <w:t xml:space="preserve">- Prière de renseigner la valeur de ce produit consommé ou stocké par votre ménage au cours des 12 derniers mois, prière de fournir d'effort pour avoir une estimation (s18cq03) au lieu de 9999. </w:t>
-        <w:br/>
         <w:t>- Prière de renseigner la valeur de ce produit consommé ou stocké par votre ménage au cours des 12 derniers mois, prière de fournir d'effort pour avoir une estimation (s18cq03) au lieu de 9999.</w:t>
-      </w:r>
-    </w:p>
-    <w:p>
-      <w:r>
-        <w:rPr>
-          <w:b/>
-          <w:color w:val="4672C4"/>
-          <w:sz w:val="22"/>
-        </w:rPr>
-        <w:t>&gt;&gt; Section19 - Equipements agricoles</w:t>
-      </w:r>
-    </w:p>
-    <w:p>
-      <w:pPr>
-        <w:ind w:left="283"/>
-      </w:pPr>
-      <w:r>
-        <w:rPr>
-          <w:sz w:val="20"/>
-        </w:rPr>
-        <w:t xml:space="preserve">- Attention ! Charrettes a été achété à 250000 Fcfa est relativement élevé par rapport aux autres prix d'achat observés dans cette zone. Prière de corriger ou de confirmer avec le QG. Attention ! Charrettes a été revendu à 250000 Fcfa qui est relativement élevé par rapport aux autres prix de revente observés dans cette zone. Prière de corriger ou de confirmer avec le QG. </w:t>
-        <w:br/>
-        <w:t>- Attention ! Houe/daba/hilaire a été revendu à 4000 Fcfa qui est relativement élevé par rapport aux autres prix de revente observés dans cette zone. Prière de corriger ou de confirmer avec le QG.</w:t>
       </w:r>
     </w:p>
     <w:p>
@@ -6650,7 +6279,7 @@
         <w:rPr>
           <w:sz w:val="20"/>
         </w:rPr>
-        <w:t>- Avertissement!!! les informations de momodou ndiaye sur le nombre de mois, jours ou heures de son emploi secondaire sont superieur a celles de son emploi principal , veuillez corriger ou confirmer aupres du QG.</w:t>
+        <w:t>- Avertissement!!! momodou ndiaye enquêté dans l'emploi principale n'a pas declaré son revenu prière de fournir plus d'effort pour lui demander son revenu, vous pouvez utiliser des stratégies pour faire une estimation ou demander des conseils au QG. Avertissement!!! les informations de momodou ndiaye sur le nombre de mois, jours ou heures de son emploi secondaire sont superieur a celles de son emploi principal , veuillez corriger ou confirmer aupres du QG.</w:t>
       </w:r>
     </w:p>
     <w:p>
@@ -6671,7 +6300,7 @@
         <w:rPr>
           <w:sz w:val="20"/>
         </w:rPr>
-        <w:t>- Attention ! Le prix unitaire d'achat (1500 Fcfa) de Café en poudre soluble en Boite (Autre que la boite/pot de tomate) (Petit) est relativement élevé par rapport aux autres prix observés dans cette zone. Prière de corriger ou de confirmer avec le QG. Attention ! Le prix unitaire d'achat (50 Fcfa) de Cube alimentaire (Maggi, Jumbo, ) en Cube (Petit) est relativement élevé par rapport aux autres prix observés dans cette zone. Prière de corriger ou de confirmer avec le QG. Attention ! Le prix unitaire d'achat (50 Fcfa) de Patate douce en Pièce (Moyen) est relativement faible par rapport aux autres prix observés dans cette zone. Prière de corriger ou de confirmer avec le QG. Avertissement!! La quantité (5 litre) du produit Huile de soja  consommée  par le ménage semble très élevé, prière de corriger ou confirmer avec le QG. Avertissement!!! Le ménage a consommé 14 Paquet Petit de Thé en sachet, cette quantité semble anormale pour une consommation des 7 derniers jours.Prière de corriger ou de confirmer avec le QG. Avertissement!! le prix unitaire (150 Fcfa) de Thé en sachet (unité: Paquet) de taille Petit est très faible ou élevé. Prière de corriger ou de confirmer avec le QG. Avertissement!!!Le ménage a consommé 140 Pièce de Petit de Sucre en morceaux  ce qui semble incoherent pour une consommation aucours des 7 derniers jours, prière de verifier et corriger. Avertissement!!! Le ménage a consommé 140 Pièce Petit de Sucre en morceaux, cette quantité semble anormale pour une consommation des 7 derniers jours.Prière de corriger ou de confirmer avec le QG. Avertissement!!!Le ménage a consommé 63 Cuillère de Tres petit de Mayonnaise  ce qui semble incoherent pour une consommation aucours des 7 derniers jours, prière de verifier et corriger. Avertissement!!! Le ménage a consommé 63 Cuillère Tres petit de Mayonnaise, cette quantité semble anormale pour une consommation des 7 derniers jours.Prière de corriger ou de confirmer avec le QG. Incohérence!! Dans ce ménage, chaque individus consomme par jour 50.6125 Kg  de cereale; Prière de revoir les quantités prises de ces produits.</w:t>
+        <w:t>- Attention ! Le prix unitaire d'achat (200 Fcfa) de Choux en Morceau (Portion) (Petit) est relativement élevé par rapport aux autres prix observés dans cette zone. Prière de corriger ou de confirmer avec le QG. Attention ! Le prix unitaire d'achat (50 Fcfa) de Cube alimentaire (Maggi, Jumbo, ) en Cube (Petit) est relativement élevé par rapport aux autres prix observés dans cette zone. Prière de corriger ou de confirmer avec le QG. Attention ! Le prix unitaire d'achat (50 Fcfa) de Patate douce en Pièce (Moyen) est relativement faible par rapport aux autres prix observés dans cette zone. Prière de corriger ou de confirmer avec le QG. Avertissement!! La quantité (5 litre) du produit Huile de soja  consommée  par le ménage semble très élevé, prière de corriger ou confirmer avec le QG. Avertissement!!! Le ménage a consommé 14 Paquet Petit de Thé en sachet, cette quantité semble anormale pour une consommation des 7 derniers jours.Prière de corriger ou de confirmer avec le QG. Avertissement!! le prix unitaire (150 Fcfa) de Thé en sachet (unité: Paquet) de taille Petit est très faible ou élevé. Prière de corriger ou de confirmer avec le QG. Attention ! Le prix unitaire d'achat (150 Fcfa) de Thé en sachet en Paquet (Petit) est relativement élevé par rapport aux autres prix observés dans cette zone. Prière de corriger ou de confirmer avec le QG. Avertissement!!!Le ménage a consommé 140 Pièce de Petit de Sucre en morceaux  ce qui semble incoherent pour une consommation aucours des 7 derniers jours, prière de verifier et corriger. Avertissement!!! Le ménage a consommé 140 Pièce Petit de Sucre en morceaux, cette quantité semble anormale pour une consommation des 7 derniers jours.Prière de corriger ou de confirmer avec le QG. Avertissement!!!Le ménage a consommé 63 Cuillère de Tres petit de Mayonnaise  ce qui semble incoherent pour une consommation aucours des 7 derniers jours, prière de verifier et corriger. Avertissement!!! Le ménage a consommé 63 Cuillère Tres petit de Mayonnaise, cette quantité semble anormale pour une consommation des 7 derniers jours.Prière de corriger ou de confirmer avec le QG. Incohérence!! Dans ce ménage, chaque individus consomme par jour 93.23214 Kg  de cereale; Prière de revoir les quantités prises de ces produits.</w:t>
       </w:r>
     </w:p>
     <w:p>
@@ -6702,7 +6331,7 @@
           <w:color w:val="4672C4"/>
           <w:sz w:val="22"/>
         </w:rPr>
-        <w:t>&gt;&gt; Section10b - caracteristiques entreprise non agricole</w:t>
+        <w:t>&gt;&gt; Section12 - Actifs du menage</w:t>
       </w:r>
     </w:p>
     <w:p>
@@ -6713,7 +6342,9 @@
         <w:rPr>
           <w:sz w:val="20"/>
         </w:rPr>
-        <w:t>- Le salaire qu'une personne de cette catégorie (10.62) a travaillé(e) dans cette entreprise tailleur confection de vetement est élevé ou faible. Prière de confirmer cette information avec le QG ou de corriger.</w:t>
+        <w:t xml:space="preserve">- Attention ! Fer à repasser à charbon a été achété à 10000 Fcfa est relativement élevé par rapport aux autres prix d'achat observés dans cette zone. Prière de corriger ou de confirmer avec le QG. </w:t>
+        <w:br/>
+        <w:t>- Attention ! Matelas simple a été achété à 100000 Fcfa est relativement élevé par rapport aux autres prix d'achat observés dans cette zone. Prière de corriger ou de confirmer avec le QG.</w:t>
       </w:r>
     </w:p>
     <w:p>
@@ -6757,30 +6388,7 @@
         </w:rPr>
         <w:t xml:space="preserve">- Prière de renseigner la valeur de ce produit consommé ou stocké par votre ménage au cours des 12 derniers mois, prière de fournir d'effort pour avoir une estimation (s18cq03) au lieu de 9999. </w:t>
         <w:br/>
-        <w:t xml:space="preserve">- Prière de renseigner la valeur de ce produit consommé ou stocké par votre ménage au cours des 12 derniers mois, prière de fournir d'effort pour avoir une estimation (s18cq03) au lieu de 9999. </w:t>
-        <w:br/>
         <w:t>- Prière de renseigner la valeur de ce produit consommé ou stocké par votre ménage au cours des 12 derniers mois, prière de fournir d'effort pour avoir une estimation (s18cq03) au lieu de 9999.</w:t>
-      </w:r>
-    </w:p>
-    <w:p>
-      <w:r>
-        <w:rPr>
-          <w:b/>
-          <w:color w:val="4672C4"/>
-          <w:sz w:val="22"/>
-        </w:rPr>
-        <w:t>&gt;&gt; Section19 - Equipements agricoles</w:t>
-      </w:r>
-    </w:p>
-    <w:p>
-      <w:pPr>
-        <w:ind w:left="283"/>
-      </w:pPr>
-      <w:r>
-        <w:rPr>
-          <w:sz w:val="20"/>
-        </w:rPr>
-        <w:t>- Attention ! Charrettes a été achété à 250000 Fcfa est relativement élevé par rapport aux autres prix d'achat observés dans cette zone. Prière de corriger ou de confirmer avec le QG. Attention ! Charrettes a été revendu à 250000 Fcfa qui est relativement élevé par rapport aux autres prix de revente observés dans cette zone. Prière de corriger ou de confirmer avec le QG.</w:t>
       </w:r>
     </w:p>
     <w:p>
@@ -7170,30 +6778,9 @@
         <w:br/>
         <w:t xml:space="preserve">- Peu probable! Faty Mamoudou Diallo  n'arrive pas  à comprendre un petit texte lu dans une langue locale (s02q03). Veuillez corriger ou donner des explications au QG. La raison principale que Faty Mamoudou Diallo n'a pas fait des études dans une école formelle est Abandonné et semble exister dans les modalités, prière de prendre attache avec le QG pour plus d'explication afin de la classer bien. </w:t>
         <w:br/>
-        <w:t xml:space="preserve">- Peu probable! Haby Amadou konate  n'arrive pas  à comprendre un petit texte lu dans une langue locale (s02q03). Veuillez corriger ou donner des explications au QG. La raison principale que Haby Amadou konate n'a pas fait des études dans une école formelle est Abandonné et semble exister dans les modalités, prière de prendre attache avec le QG pour plus d'explication afin de la classer bien. </w:t>
+        <w:t xml:space="preserve">- Peu probable! Haby Amadou konate  n'arrive pas  à comprendre un petit texte lu dans une langue locale (s02q03). Veuillez corriger ou donner des explications au QG. Peu probable! Haby Amadou konate  ne sait ni lire, ni écrire, ni comprendre dans aucune des langues  (s02q01,s02q02,s02q03). Veuillez corriger ou donner des explications au QG. </w:t>
         <w:br/>
         <w:t>- Peu probable! Sala sy  n'arrive pas  à comprendre un petit texte lu dans une langue locale (s02q03). Veuillez corriger ou donner des explications au QG. Peu probable! Sala sy  ne sait ni lire, ni écrire, ni comprendre dans aucune des langues  (s02q01,s02q02,s02q03). Veuillez corriger ou donner des explications au QG.</w:t>
-      </w:r>
-    </w:p>
-    <w:p>
-      <w:r>
-        <w:rPr>
-          <w:b/>
-          <w:color w:val="4672C4"/>
-          <w:sz w:val="22"/>
-        </w:rPr>
-        <w:t>&gt;&gt; Section4a - Emploi</w:t>
-      </w:r>
-    </w:p>
-    <w:p>
-      <w:pPr>
-        <w:ind w:left="283"/>
-      </w:pPr>
-      <w:r>
-        <w:rPr>
-          <w:sz w:val="20"/>
-        </w:rPr>
-        <w:t>- Avertissement! Sala sy n'a consacré aucune heure pour aucun des travaux du ménage, prière de regarder les réponses prises dans les questions (s04q01 s04q02 s04q03 s04q04 s04q05 s04q06 s04q07 s04q08).</w:t>
       </w:r>
     </w:p>
     <w:p>
@@ -7256,7 +6843,7 @@
         <w:rPr>
           <w:sz w:val="20"/>
         </w:rPr>
-        <w:t>- Attention ! Le prix unitaire d'achat (200 Fcfa) de Niébé/Haricots secs en Sachets (Petit) est relativement élevé par rapport aux autres prix observés dans cette zone. Prière de corriger ou de confirmer avec le QG. Attention ! Le prix unitaire d'achat (25 Fcfa) de Ail en Sachets (Petit) est relativement faible par rapport aux autres prix observés dans cette zone. Prière de corriger ou de confirmer avec le QG. Attention ! Le prix unitaire d'achat (25 Fcfa) de Piment frais en Pièce (Petit) est relativement faible par rapport aux autres prix observés dans cette zone. Prière de corriger ou de confirmer avec le QG. Attention ! Le prix unitaire d'achat (50 Fcfa) de Aubergine sauvage  en Pièce (Moyen) est relativement faible par rapport aux autres prix observés dans cette zone. Prière de corriger ou de confirmer avec le QG. Avertissement!!! Le ménage a consommé 14 Paquet Petit de Thé en sachet, cette quantité semble anormale pour une consommation des 7 derniers jours.Prière de corriger ou de confirmer avec le QG. Avertissement!! le prix unitaire (125 Fcfa) de Thé en sachet (unité: Paquet) de taille Petit est très faible ou élevé. Prière de corriger ou de confirmer avec le QG. Le prix d'achat unitaire (320 Fcfa) de Riz local Gambiaka en Sac (50 Kg) de taille taille unique est très faible, prière de regarder les reponses prises dans les questions s07bq07a s07bq07b s07bq07c s07bq08 pour mieux corriger.</w:t>
+        <w:t>- Attention ! Le prix unitaire d'achat (200 Fcfa) de Niébé/Haricots secs en Sachets (Petit) est relativement élevé par rapport aux autres prix observés dans cette zone. Prière de corriger ou de confirmer avec le QG. Attention ! Le prix unitaire d'achat (25 Fcfa) de Piment frais en Pièce (Petit) est relativement faible par rapport aux autres prix observés dans cette zone. Prière de corriger ou de confirmer avec le QG. Attention ! Le prix unitaire d'achat (250 Fcfa) de Feuilles de Epinar en Sachets (Petit) est relativement élevé par rapport aux autres prix observés dans cette zone. Prière de corriger ou de confirmer avec le QG. Avertissement!!! Le ménage a consommé 14 Paquet Petit de Thé en sachet, cette quantité semble anormale pour une consommation des 7 derniers jours.Prière de corriger ou de confirmer avec le QG. Avertissement!! le prix unitaire (125 Fcfa) de Thé en sachet (unité: Paquet) de taille Petit est très faible ou élevé. Prière de corriger ou de confirmer avec le QG. Attention ! Le prix unitaire d'achat (125 Fcfa) de Thé en sachet en Paquet (Petit) est relativement élevé par rapport aux autres prix observés dans cette zone. Prière de corriger ou de confirmer avec le QG. Attention ! Soupçons de quantité anormale! Le ménage de SALA SY avec une taille de 8 personnes a consommé 14 Paquet en Petit de Thé en sachet qui est relativement élevé comme consommation par rapport à la condition de vie des autres ménages de même taille dans cette zone. Prière de corriger ou de confirmer avec le QG.</w:t>
       </w:r>
     </w:p>
     <w:p>
@@ -7280,27 +6867,6 @@
         <w:t xml:space="preserve">- La dernière fois que vous avez acheté Bois de chauffe ramassé/coupé (estimer la valeur) est à la forêt et semble exister dans les modalités, prière de prendre attache avec le QG pour plus d'explication afin de la classer bien. </w:t>
         <w:br/>
         <w:t>-  La dernière fois que vous avez acheté Frais de mouture des céréales est Au moulin et semble exister dans les modalités, prière de prendre attache avec le QG pour plus d'explication afin de la classer bien.</w:t>
-      </w:r>
-    </w:p>
-    <w:p>
-      <w:r>
-        <w:rPr>
-          <w:b/>
-          <w:color w:val="4672C4"/>
-          <w:sz w:val="22"/>
-        </w:rPr>
-        <w:t>&gt;&gt; Section12 - Actifs du menage</w:t>
-      </w:r>
-    </w:p>
-    <w:p>
-      <w:pPr>
-        <w:ind w:left="283"/>
-      </w:pPr>
-      <w:r>
-        <w:rPr>
-          <w:sz w:val="20"/>
-        </w:rPr>
-        <w:t>- Avertissement!!! Le prix d'achat (20000) de l'article  Bonbonne de gaz est inférieur aux prix de revente (22000)  avec l'âge du bien atteignant 2 ans. Prière de vérifier ou confirmer avec l'enquêté et mettre les bonnes valeurs après verification, s'il le faut.</w:t>
       </w:r>
     </w:p>
     <w:p>
@@ -7364,27 +6930,6 @@
           <w:sz w:val="20"/>
         </w:rPr>
         <w:t>- Avertissement! Le prix de vente (35000 Fcfa) d'un Ovins (Moutons) est trop petit ou élevé . Veuillez confirmer ces informations avec le QG ou apporter les corrections nécessaires.</w:t>
-      </w:r>
-    </w:p>
-    <w:p>
-      <w:r>
-        <w:rPr>
-          <w:b/>
-          <w:color w:val="4672C4"/>
-          <w:sz w:val="22"/>
-        </w:rPr>
-        <w:t>&gt;&gt; Section19 - Equipements agricoles</w:t>
-      </w:r>
-    </w:p>
-    <w:p>
-      <w:pPr>
-        <w:ind w:left="283"/>
-      </w:pPr>
-      <w:r>
-        <w:rPr>
-          <w:sz w:val="20"/>
-        </w:rPr>
-        <w:t>- Attention ! Herse a été achété à 15000 Fcfa est relativement élevé par rapport aux autres prix d'achat observés dans cette zone. Prière de corriger ou de confirmer avec le QG. Attention ! Herse a été revendu à 15000 Fcfa qui est relativement élevé par rapport aux autres prix de revente observés dans cette zone. Prière de corriger ou de confirmer avec le QG.</w:t>
       </w:r>
     </w:p>
     <w:p>
@@ -7743,7 +7288,7 @@
         </w:rPr>
         <w:t xml:space="preserve">- Les informations sur l'acte de naissance (ni Jours, ni mois et ni années) de  aminata barry  manquent, s'il vous plait pouvez-vous fournir d'effort pour avoir ces informations. Attention ! Vous avez déclaré en s01q00 que le répondant est la personne elle-même, or aminata barry est trop jeune (10 ans) pour fournir des informations correctes. Prière de refaire la section 1 pour aminata barry en demandant à un adulte de répondre aux questions à sa place. </w:t>
         <w:br/>
-        <w:t xml:space="preserve">- Les informations sur l'acte de naissance (ni Jours, ni mois et ni années) de  coumba amadou barry  manquent, s'il vous plait pouvez-vous fournir d'effort pour avoir ces informations. Attention ! Le montant (6000 Fcfa) dépensé ou reçu en cadeau pour les cartes prépayées, les transferts de crédit et les abonnements de  coumba amadou barry est relativement élevé par rapport aux autres montants depansés observés dans cette zone. Prière de corriger ou de confirmer avec le QG. Attention ! Le montant (8000 Fcfa) dépensé ou reçu en cadeau pour les recharges internet ou de forfaits de données mobiles(hors appels vocaux), aucours des 30 derniers jours de  coumba amadou barry est relativement élevé par rapport aux autres montants depansés observés dans cette zone. Prière de corriger ou de confirmer avec le QG. </w:t>
+        <w:t xml:space="preserve">- Les informations sur l'acte de naissance (ni Jours, ni mois et ni années) de  coumba amadou barry  manquent, s'il vous plait pouvez-vous fournir d'effort pour avoir ces informations. </w:t>
         <w:br/>
         <w:t xml:space="preserve">- Les informations sur l'acte de naissance (ni Jours, ni mois et ni années) de  issa barry  manquent, s'il vous plait pouvez-vous fournir d'effort pour avoir ces informations. </w:t>
         <w:br/>
@@ -7778,7 +7323,7 @@
         <w:br/>
         <w:t xml:space="preserve">- Peu probable! coumba amadou barry  n'arrive pas  à comprendre un petit texte lu dans une langue locale (s02q03). Veuillez corriger ou donner des explications au QG. Peu probable! coumba amadou barry  ne sait ni lire, ni écrire, ni comprendre dans aucune des langues  (s02q01,s02q02,s02q03). Veuillez corriger ou donner des explications au QG. </w:t>
         <w:br/>
-        <w:t xml:space="preserve">- Peu probable! issa barry  n'arrive pas  à comprendre un petit texte lu dans une langue locale (s02q03). Veuillez corriger ou donner des explications au QG. Peu probable! issa barry  ne sait ni lire, ni écrire, ni comprendre dans aucune des langues  (s02q01,s02q02,s02q03). Veuillez corriger ou donner des explications au QG. Peu plausible issa barry fréquente au minimum le fondamental 1 mais ne sait ni lire ni comprendre la langue française, prière de corriger ou de confirmer avec le QG merci. Avertissement!! issa barry fréquente au minimum la troisième année de fondamental 1 mais ne sait pas écrire, prière de corriger ou confirmer avec le QG. Le montant des autres depenses pour l'année scolaire de issa barry est faible ou élevé. veuillez, s'il vous plait, confirmer ces informations avec le QG ou apporter les corrections nécessaires. Montant de bourse de issa barry à vérifier. </w:t>
+        <w:t xml:space="preserve">- Peu probable! issa barry  n'arrive pas  à comprendre un petit texte lu dans une langue locale (s02q03). Veuillez corriger ou donner des explications au QG. Le montant des autres depenses pour l'année scolaire de issa barry est faible ou élevé. veuillez, s'il vous plait, confirmer ces informations avec le QG ou apporter les corrections nécessaires. Montant de bourse de issa barry à vérifier. </w:t>
         <w:br/>
         <w:t xml:space="preserve">- Peu probable! marieme barry  n'arrive pas  à comprendre un petit texte lu dans une langue locale (s02q03). Veuillez corriger ou donner des explications au QG. Peu probable! marieme barry  ne sait ni lire, ni écrire, ni comprendre dans aucune des langues  (s02q01,s02q02,s02q03). Veuillez corriger ou donner des explications au QG. Peu plausible marieme barry fréquente au minimum le fondamental 1 mais ne sait ni lire ni comprendre la langue française, prière de corriger ou de confirmer avec le QG merci. Le montant des autres depenses pour l'année scolaire de marieme barry est faible ou élevé. veuillez, s'il vous plait, confirmer ces informations avec le QG ou apporter les corrections nécessaires. </w:t>
         <w:br/>
@@ -7826,7 +7371,7 @@
         <w:rPr>
           <w:sz w:val="20"/>
         </w:rPr>
-        <w:t>- Attention ! Le prix unitaire d'achat (50 Fcfa) de Cube alimentaire (Maggi, Jumbo, ) en Cube (Petit) est relativement élevé par rapport aux autres prix observés dans cette zone. Prière de corriger ou de confirmer avec le QG. Attention ! Le prix unitaire d'achat (500 Fcfa) de Piment séché en Sachets (Moyen) est relativement élevé par rapport aux autres prix observés dans cette zone. Prière de corriger ou de confirmer avec le QG. Attention ! Le prix unitaire d'achat (500 Fcfa) de Poivre en Sachets (Petit) est relativement élevé par rapport aux autres prix observés dans cette zone. Prière de corriger ou de confirmer avec le QG. Attention ! Le prix unitaire d'achat (500 Fcfa) de Tamarin noir en Sachets (Moyen) est relativement élevé par rapport aux autres prix observés dans cette zone. Prière de corriger ou de confirmer avec le QG. Avertissement!! La quantité (7 litre) du produit Huile de soja  consommée  par le ménage semble très élevé, prière de corriger ou confirmer avec le QG. Attention ! Soupçons de quantité anormale! Le ménage de ABDOULAYE AMADOU BARRY avec une taille de 7 personnes a consommé 7 Litre en taille unique de Huile de soja  qui est relativement élevé comme consommation par rapport à la condition de vie des autres ménages de même taille dans cette zone. Prière de corriger ou de confirmer avec le QG. Avertissement!! le prix unitaire (1750 Fcfa) de Thé en sachet (unité: Paquet) de taille Grand est très faible ou élevé. Prière de corriger ou de confirmer avec le QG. Avertissement!!!Le ménage a consommé 147 Pièce de Petit de Sucre en morceaux  ce qui semble incoherent pour une consommation aucours des 7 derniers jours, prière de verifier et corriger. Avertissement!!! Le ménage a consommé 147 Pièce Petit de Sucre en morceaux, cette quantité semble anormale pour une consommation des 7 derniers jours.Prière de corriger ou de confirmer avec le QG. Avertissement!!!Le ménage a consommé 49 Cuillère de Tres petit de Beurre  ce qui semble incoherent pour une consommation aucours des 7 derniers jours, prière de verifier et corriger. Avertissement!!!Le ménage a consommé 49 miche de Petit de Pain traditionnel (Baguette)  ce qui semble incoherent pour une consommation aucours des 7 derniers jours, prière de verifier et corriger. Incohérence!! Dans ce ménage, chaque individus consomme par jour 30.55755 Kg  de cereale; Prière de revoir les quantités prises de ces produits. Incohérence!! Dans ce ménage, chaque individus consomme par jour 30.55755 Kg  de cereale; Prière de revoir les quantités prises de ces produits.</w:t>
+        <w:t>- Attention ! Le prix unitaire d'achat (1600 Fcfa) de Huile de soja  en Litre (taille unique) est relativement élevé par rapport aux autres prix observés dans cette zone. Prière de corriger ou de confirmer avec le QG. Attention ! Le prix unitaire d'achat (50 Fcfa) de Cube alimentaire (Maggi, Jumbo, ) en Cube (Petit) est relativement élevé par rapport aux autres prix observés dans cette zone. Prière de corriger ou de confirmer avec le QG. Attention ! Le prix unitaire d'achat (500 Fcfa) de Tamarin noir en Sachets (Moyen) est relativement élevé par rapport aux autres prix observés dans cette zone. Prière de corriger ou de confirmer avec le QG. Avertissement!! le prix unitaire (1750 Fcfa) de Thé en sachet (unité: Paquet) de taille Grand est très faible ou élevé. Prière de corriger ou de confirmer avec le QG. Avertissement!!!Le ménage a consommé 147 Pièce de Petit de Sucre en morceaux  ce qui semble incoherent pour une consommation aucours des 7 derniers jours, prière de verifier et corriger. Avertissement!!! Le ménage a consommé 147 Pièce Petit de Sucre en morceaux, cette quantité semble anormale pour une consommation des 7 derniers jours.Prière de corriger ou de confirmer avec le QG. Avertissement!!!Le ménage a consommé 49 Cuillère de Tres petit de Beurre  ce qui semble incoherent pour une consommation aucours des 7 derniers jours, prière de verifier et corriger. Avertissement!!!Le ménage a consommé 49 miche de Petit de Pain traditionnel (Baguette)  ce qui semble incoherent pour une consommation aucours des 7 derniers jours, prière de verifier et corriger. Incohérence!! Dans ce ménage, chaque individus consomme par jour 54.44653 Kg  de cereale; Prière de revoir les quantités prises de ces produits. Incohérence!! Dans ce ménage, chaque individus consomme par jour 54.44653 Kg  de cereale; Prière de revoir les quantités prises de ces produits.</w:t>
       </w:r>
     </w:p>
     <w:p>
@@ -7889,9 +7434,7 @@
         <w:rPr>
           <w:sz w:val="20"/>
         </w:rPr>
-        <w:t xml:space="preserve">- La dernière fois que vous avez acheté Bois de chauffe ramassé/coupé (estimer la valeur) est ramasser au niveau de la foret et semble exister dans les modalités, prière de prendre attache avec le QG pour plus d'explication afin de la classer bien. </w:t>
-        <w:br/>
-        <w:t>- Peu plausible! le montant de la dépense pour  Savon de toilette, shampoing semble trop élevé. Veuillez, s'il vous plaît, confirmer cette information avec le QG ou la corriger.</w:t>
+        <w:t>- La dernière fois que vous avez acheté Bois de chauffe ramassé/coupé (estimer la valeur) est ramasser au niveau de la foret et semble exister dans les modalités, prière de prendre attache avec le QG pour plus d'explication afin de la classer bien.</w:t>
       </w:r>
     </w:p>
     <w:p>
@@ -7935,7 +7478,7 @@
         <w:rPr>
           <w:sz w:val="20"/>
         </w:rPr>
-        <w:t>- Incohérence!! L'entreprise vente de bois ramasser dit avoir réçu une somme sur la revente de ces marchandises achetées et revendues en état (s10q46 est differnt de 0) mais n'a depensé aucune somme sur l'achat des marchandises revendues en état (s10q47==0), prière de fournir plus d'effort pour estimer le montant obtenu sur la depense de ces marchandises achetées et revendues en état. Incoherence! Dans le ménage de ABDOULAYE AMADOU BARRY il y a un membre qui detient l'entreprise vente de bois ramasser qui semble être de l'agriculture ou de l'élévage, prière de bien classer la nomenclature de l'entreprise s'il ne s'agit pas de l'agriculture ou de l'élévage. S'il s'agit de l'agriculture ou l'élévage prière d'enlever cette entreprise (vente de bois ramasser) dans la section 10 et ajouter soit dans la section agriculture ou l'élévage pour éviter le double compte ou incomprehension.</w:t>
+        <w:t>- Incoherence! Dans le ménage de ABDOULAYE AMADOU BARRY il y a un membre qui detient l'entreprise vente de bois ramasser qui semble être de l'agriculture ou de l'élévage, prière de bien classer la nomenclature de l'entreprise s'il ne s'agit pas de l'agriculture ou de l'élévage. S'il s'agit de l'agriculture ou l'élévage prière d'enlever cette entreprise (vente de bois ramasser) dans la section 10 et ajouter soit dans la section agriculture ou l'élévage pour éviter le double compte ou incomprehension.</w:t>
       </w:r>
     </w:p>
     <w:p>
@@ -7977,8 +7520,6 @@
         <w:rPr>
           <w:sz w:val="20"/>
         </w:rPr>
-        <w:t xml:space="preserve">- Prière de renseigner la valeur de ce produit consommé ou stocké par votre ménage au cours des 12 derniers mois, prière de fournir d'effort pour avoir une estimation (s18cq03) au lieu de 9999. </w:t>
-        <w:br/>
         <w:t xml:space="preserve">- Prière de renseigner la valeur de ce produit consommé ou stocké par votre ménage au cours des 12 derniers mois, prière de fournir d'effort pour avoir une estimation (s18cq03) au lieu de 9999. </w:t>
         <w:br/>
         <w:t>- Prière de renseigner la valeur de ce produit consommé ou stocké par votre ménage au cours des 12 derniers mois, prière de fournir d'effort pour avoir une estimation (s18cq03) au lieu de 9999. Prière de renseigner le montant que ces ventes ont rapporté au ménage au cours des 12 derniers mois, prière de fournir d'effort pour avoir une estimation (s18cq05) au lieu de 9999. Prière de renseigner l'unité de temps pour la question s18cq05.</w:t>
